--- a/backend/templates/contract_repair_vehicle.docx
+++ b/backend/templates/contract_repair_vehicle.docx
@@ -1662,12 +1662,20 @@
       <w:commentRangeStart w:id="24"/>
       <w:commentRangeStart w:id="25"/>
       <w:commentRangeStart w:id="26"/>
+      <w:commentRangeStart w:id="27"/>
       <w:r>
         <w:rPr>
           <w:sz w:val="20"/>
           <w:highlight w:val="yellow"/>
         </w:rPr>
-        <w:t xml:space="preserve">4.8. Финансирование договора осуществляется в рамках соглашения о предоставлении из федерального бюджета субсидии, заключенного между ВСКС и {{ subsidy_grantor_name }} № {{ subsidy_agreement_number }} от {{ subsidy_agreement_date }} г.</w:t>
+        <w:t xml:space="preserve">4.8. Финансирование договора осуществляется в рамках соглашения о предоставлении из федерального бюджета субсидии, заключенного между {{ customer_short_name }} и {{ subsidy_grantor_name or '____________________' }} № {{ subsidy_agreement_number }} от {{ subsidy_agreement_date }} г.</w:t>
+      </w:r>
+      <w:commentRangeEnd w:id="27"/>
+      <w:r>
+        <w:rPr>
+          <w:rStyle w:val="CommentReference"/>
+        </w:rPr>
+        <w:commentReference w:id="27"/>
       </w:r>
       <w:commentRangeEnd w:id="26"/>
       <w:r>
@@ -1697,20 +1705,20 @@
         </w:rPr>
         <w:br/>
       </w:r>
-      <w:commentRangeStart w:id="27"/>
+      <w:commentRangeStart w:id="28"/>
       <w:r>
         <w:rPr>
           <w:sz w:val="20"/>
           <w:highlight w:val="yellow"/>
         </w:rPr>
-        <w:t xml:space="preserve"> В связи с оплатой стоимости настоящего договора за счет средств федеральной субсидии, Подрядчик (Исполнитель) дает свое согласие на осуществление главным распорядителем бюджетных средств, предоставившим субсидию ({{ subsidy_grantor_name }}), и органами государственного </w:t>
-      </w:r>
-      <w:commentRangeEnd w:id="27"/>
-      <w:r>
-        <w:rPr>
-          <w:rStyle w:val="CommentReference"/>
-        </w:rPr>
-        <w:commentReference w:id="27"/>
+        <w:t xml:space="preserve"> В связи с оплатой стоимости настоящего договора за счет средств федеральной субсидии, Подрядчик (Исполнитель) дает свое согласие на осуществление главным распорядителем бюджетных средств, предоставившим субсидию ({{ subsidy_grantor_name or '____________________' }}), и органами государственного </w:t>
+      </w:r>
+      <w:commentRangeEnd w:id="28"/>
+      <w:r>
+        <w:rPr>
+          <w:rStyle w:val="CommentReference"/>
+        </w:rPr>
+        <w:commentReference w:id="28"/>
       </w:r>
       <w:r>
         <w:rPr>
@@ -2316,12 +2324,19 @@
         <w:ind w:firstLine="709"/>
         <w:jc w:val="both"/>
       </w:pPr>
-      <w:commentRangeStart w:id="28"/>
       <w:commentRangeStart w:id="29"/>
       <w:commentRangeStart w:id="30"/>
+      <w:commentRangeStart w:id="31"/>
       <w:r>
         <w:t xml:space="preserve">8.1. Настоящий Договор вступает в силу с момента его подписания и действует до полного исполнения Сторонами своих обязательств{%- if contract_end_date %}, но не позднее {{ contract_end_date }} г.{%- endif %}</w:t>
       </w:r>
+      <w:commentRangeEnd w:id="31"/>
+      <w:r>
+        <w:rPr>
+          <w:rStyle w:val="CommentReference"/>
+        </w:rPr>
+        <w:commentReference w:id="31"/>
+      </w:r>
       <w:commentRangeEnd w:id="30"/>
       <w:r>
         <w:rPr>
@@ -2335,13 +2350,6 @@
           <w:rStyle w:val="CommentReference"/>
         </w:rPr>
         <w:commentReference w:id="29"/>
-      </w:r>
-      <w:commentRangeEnd w:id="28"/>
-      <w:r>
-        <w:rPr>
-          <w:rStyle w:val="CommentReference"/>
-        </w:rPr>
-        <w:commentReference w:id="28"/>
       </w:r>
     </w:p>
     <w:p>
@@ -2911,13 +2919,21 @@
                 <w:bCs/>
               </w:rPr>
             </w:pPr>
+            <w:commentRangeStart w:id="32"/>
             <w:r>
               <w:rPr>
                 <w:rFonts w:eastAsia="Calibri"/>
                 <w:b/>
                 <w:bCs/>
               </w:rPr>
-              <w:t xml:space="preserve">ВСКС </w:t>
+              <w:t xml:space="preserve">{{ customer_short_name }}</w:t>
+            </w:r>
+            <w:commentRangeEnd w:id="32"/>
+            <w:r>
+              <w:rPr>
+                <w:rStyle w:val="CommentReference"/>
+              </w:rPr>
+              <w:commentReference w:id="32"/>
             </w:r>
           </w:p>
           <w:p>
@@ -2928,19 +2944,19 @@
                 <w:rFonts w:eastAsia="Calibri"/>
               </w:rPr>
             </w:pPr>
-            <w:commentRangeStart w:id="31"/>
+            <w:commentRangeStart w:id="33"/>
             <w:r>
               <w:rPr>
                 <w:rFonts w:eastAsia="Calibri"/>
               </w:rPr>
               <w:t xml:space="preserve">Адрес местонахождения: {{ customer_address }}</w:t>
             </w:r>
-            <w:commentRangeEnd w:id="31"/>
+            <w:commentRangeEnd w:id="33"/>
             <w:r>
               <w:rPr>
                 <w:rStyle w:val="CommentReference"/>
               </w:rPr>
-              <w:commentReference w:id="31"/>
+              <w:commentReference w:id="33"/>
             </w:r>
           </w:p>
           <w:p>
@@ -2951,19 +2967,19 @@
                 <w:rFonts w:eastAsia="Calibri"/>
               </w:rPr>
             </w:pPr>
-            <w:commentRangeStart w:id="32"/>
+            <w:commentRangeStart w:id="34"/>
             <w:r>
               <w:rPr>
                 <w:rFonts w:eastAsia="Calibri"/>
               </w:rPr>
               <w:t xml:space="preserve">ОГРН {{ customer_ogrn }}</w:t>
             </w:r>
-            <w:commentRangeEnd w:id="32"/>
+            <w:commentRangeEnd w:id="34"/>
             <w:r>
               <w:rPr>
                 <w:rStyle w:val="CommentReference"/>
               </w:rPr>
-              <w:commentReference w:id="32"/>
+              <w:commentReference w:id="34"/>
             </w:r>
           </w:p>
           <w:p>
@@ -2987,19 +3003,19 @@
                 <w:rFonts w:eastAsia="Calibri"/>
               </w:rPr>
             </w:pPr>
-            <w:commentRangeStart w:id="33"/>
+            <w:commentRangeStart w:id="35"/>
             <w:r>
               <w:rPr>
                 <w:rFonts w:eastAsia="Calibri"/>
               </w:rPr>
               <w:t xml:space="preserve">{{ customer_bank_name }}</w:t>
             </w:r>
-            <w:commentRangeEnd w:id="33"/>
+            <w:commentRangeEnd w:id="35"/>
             <w:r>
               <w:rPr>
                 <w:rStyle w:val="CommentReference"/>
               </w:rPr>
-              <w:commentReference w:id="33"/>
+              <w:commentReference w:id="35"/>
             </w:r>
           </w:p>
           <w:p>
@@ -3008,19 +3024,19 @@
                 <w:rFonts w:eastAsia="Calibri"/>
               </w:rPr>
             </w:pPr>
-            <w:commentRangeStart w:id="34"/>
+            <w:commentRangeStart w:id="36"/>
             <w:r>
               <w:rPr>
                 <w:rFonts w:eastAsia="Calibri"/>
               </w:rPr>
               <w:t xml:space="preserve">Лицевой счет {{ customer_personal_account }}</w:t>
             </w:r>
-            <w:commentRangeEnd w:id="34"/>
+            <w:commentRangeEnd w:id="36"/>
             <w:r>
               <w:rPr>
                 <w:rStyle w:val="CommentReference"/>
               </w:rPr>
-              <w:commentReference w:id="34"/>
+              <w:commentReference w:id="36"/>
             </w:r>
           </w:p>
           <w:p>
@@ -3029,19 +3045,19 @@
                 <w:rFonts w:eastAsia="Calibri"/>
               </w:rPr>
             </w:pPr>
-            <w:commentRangeStart w:id="35"/>
+            <w:commentRangeStart w:id="37"/>
             <w:r>
               <w:rPr>
                 <w:rFonts w:eastAsia="Calibri"/>
               </w:rPr>
               <w:t xml:space="preserve">Казначейский счет: {{ customer_settlement_account }}</w:t>
             </w:r>
-            <w:commentRangeEnd w:id="35"/>
+            <w:commentRangeEnd w:id="37"/>
             <w:r>
               <w:rPr>
                 <w:rStyle w:val="CommentReference"/>
               </w:rPr>
-              <w:commentReference w:id="35"/>
+              <w:commentReference w:id="37"/>
             </w:r>
           </w:p>
           <w:p>
@@ -3050,19 +3066,19 @@
                 <w:rFonts w:eastAsia="Calibri"/>
               </w:rPr>
             </w:pPr>
-            <w:commentRangeStart w:id="36"/>
+            <w:commentRangeStart w:id="38"/>
             <w:r>
               <w:rPr>
                 <w:rFonts w:eastAsia="Calibri"/>
               </w:rPr>
               <w:t xml:space="preserve">{{ customer_bank_name }}</w:t>
             </w:r>
-            <w:commentRangeEnd w:id="36"/>
+            <w:commentRangeEnd w:id="38"/>
             <w:r>
               <w:rPr>
                 <w:rStyle w:val="CommentReference"/>
               </w:rPr>
-              <w:commentReference w:id="36"/>
+              <w:commentReference w:id="38"/>
             </w:r>
           </w:p>
           <w:p>
@@ -3071,19 +3087,19 @@
                 <w:rFonts w:eastAsia="Calibri"/>
               </w:rPr>
             </w:pPr>
-            <w:commentRangeStart w:id="37"/>
+            <w:commentRangeStart w:id="39"/>
             <w:r>
               <w:rPr>
                 <w:rFonts w:eastAsia="Calibri"/>
               </w:rPr>
               <w:t xml:space="preserve">БИК ТОФК: {{ customer_bik }}</w:t>
             </w:r>
-            <w:commentRangeEnd w:id="37"/>
+            <w:commentRangeEnd w:id="39"/>
             <w:r>
               <w:rPr>
                 <w:rStyle w:val="CommentReference"/>
               </w:rPr>
-              <w:commentReference w:id="37"/>
+              <w:commentReference w:id="39"/>
             </w:r>
           </w:p>
           <w:p>
@@ -3092,11 +3108,19 @@
                 <w:rFonts w:eastAsia="Calibri"/>
               </w:rPr>
             </w:pPr>
+            <w:commentRangeStart w:id="40"/>
             <w:r>
               <w:rPr>
                 <w:rFonts w:eastAsia="Calibri"/>
               </w:rPr>
-              <w:t>Единый казначейский счет: 40102810545370000003</w:t>
+              <w:t xml:space="preserve">Единый казначейский счет: {{ customer_correspondent_account }}</w:t>
+            </w:r>
+            <w:commentRangeEnd w:id="40"/>
+            <w:r>
+              <w:rPr>
+                <w:rStyle w:val="CommentReference"/>
+              </w:rPr>
+              <w:commentReference w:id="40"/>
             </w:r>
           </w:p>
           <w:p>
@@ -3105,11 +3129,19 @@
                 <w:rFonts w:eastAsia="Calibri"/>
               </w:rPr>
             </w:pPr>
+            <w:commentRangeStart w:id="41"/>
             <w:r>
               <w:rPr>
                 <w:rFonts w:eastAsia="Calibri"/>
               </w:rPr>
-              <w:t>ОКПО 17777419</w:t>
+              <w:t xml:space="preserve">ОКПО __________</w:t>
+            </w:r>
+            <w:commentRangeEnd w:id="41"/>
+            <w:r>
+              <w:rPr>
+                <w:rStyle w:val="CommentReference"/>
+              </w:rPr>
+              <w:commentReference w:id="41"/>
             </w:r>
           </w:p>
           <w:p>
@@ -3118,19 +3150,19 @@
                 <w:rFonts w:eastAsia="Calibri"/>
               </w:rPr>
             </w:pPr>
-            <w:commentRangeStart w:id="38"/>
+            <w:commentRangeStart w:id="42"/>
             <w:r>
               <w:rPr>
                 <w:rFonts w:eastAsia="Calibri"/>
               </w:rPr>
               <w:t xml:space="preserve">Тел.: {{ customer_phone }}</w:t>
             </w:r>
-            <w:commentRangeEnd w:id="38"/>
+            <w:commentRangeEnd w:id="42"/>
             <w:r>
               <w:rPr>
                 <w:rStyle w:val="CommentReference"/>
               </w:rPr>
-              <w:commentReference w:id="38"/>
+              <w:commentReference w:id="42"/>
             </w:r>
           </w:p>
           <w:p>
@@ -3140,19 +3172,19 @@
                 <w:rFonts w:eastAsia="Calibri"/>
               </w:rPr>
             </w:pPr>
-            <w:commentRangeStart w:id="39"/>
+            <w:commentRangeStart w:id="43"/>
             <w:r>
               <w:rPr>
                 <w:rFonts w:eastAsia="Calibri"/>
               </w:rPr>
               <w:t xml:space="preserve">Эл.почта: {{ customer_email }}</w:t>
             </w:r>
-            <w:commentRangeEnd w:id="39"/>
+            <w:commentRangeEnd w:id="43"/>
             <w:r>
               <w:rPr>
                 <w:rStyle w:val="CommentReference"/>
               </w:rPr>
-              <w:commentReference w:id="39"/>
+              <w:commentReference w:id="43"/>
             </w:r>
             <w:hyperlink r:id="rId12" w:history="1">
               <w:r>
@@ -3192,19 +3224,19 @@
                 <w:rFonts w:eastAsia="Calibri"/>
               </w:rPr>
             </w:pPr>
-            <w:commentRangeStart w:id="40"/>
+            <w:commentRangeStart w:id="44"/>
             <w:r>
               <w:rPr>
                 <w:rFonts w:eastAsia="Calibri"/>
               </w:rPr>
               <w:t xml:space="preserve">{{ customer_signatory_position }}</w:t>
             </w:r>
-            <w:commentRangeEnd w:id="40"/>
+            <w:commentRangeEnd w:id="44"/>
             <w:r>
               <w:rPr>
                 <w:rStyle w:val="CommentReference"/>
               </w:rPr>
-              <w:commentReference w:id="40"/>
+              <w:commentReference w:id="44"/>
             </w:r>
           </w:p>
           <w:p>
@@ -3215,19 +3247,19 @@
                 <w:rFonts w:eastAsia="Calibri"/>
               </w:rPr>
             </w:pPr>
-            <w:commentRangeStart w:id="41"/>
+            <w:commentRangeStart w:id="45"/>
             <w:r>
               <w:rPr>
                 <w:rFonts w:eastAsia="Calibri"/>
               </w:rPr>
               <w:t xml:space="preserve">_________________ / {{ customer_signatory_name_initials }}</w:t>
             </w:r>
-            <w:commentRangeEnd w:id="41"/>
+            <w:commentRangeEnd w:id="45"/>
             <w:r>
               <w:rPr>
                 <w:rStyle w:val="CommentReference"/>
               </w:rPr>
-              <w:commentReference w:id="41"/>
+              <w:commentReference w:id="45"/>
             </w:r>
           </w:p>
           <w:p>
@@ -3265,18 +3297,42 @@
             <w:shd w:val="clear" w:color="auto" w:fill="auto"/>
           </w:tcPr>
           <w:p>
-            <w:r>
-              <w:t>Наименование:</w:t>
+            <w:commentRangeStart w:id="46"/>
+            <w:r>
+              <w:t xml:space="preserve">Наименование: {{ contractor_full_name }}</w:t>
+            </w:r>
+            <w:commentRangeEnd w:id="46"/>
+            <w:r>
+              <w:rPr>
+                <w:rStyle w:val="CommentReference"/>
+              </w:rPr>
+              <w:commentReference w:id="46"/>
             </w:r>
           </w:p>
           <w:p>
-            <w:r>
-              <w:t>Адрес местонахождения:</w:t>
+            <w:commentRangeStart w:id="47"/>
+            <w:r>
+              <w:t xml:space="preserve">Адрес местонахождения: {{ contractor_address }}</w:t>
+            </w:r>
+            <w:commentRangeEnd w:id="47"/>
+            <w:r>
+              <w:rPr>
+                <w:rStyle w:val="CommentReference"/>
+              </w:rPr>
+              <w:commentReference w:id="47"/>
             </w:r>
           </w:p>
           <w:p>
-            <w:r>
-              <w:t>Почтовый адрес:</w:t>
+            <w:commentRangeStart w:id="48"/>
+            <w:r>
+              <w:t xml:space="preserve">Почтовый адрес: {{ contractor_postal_address }}</w:t>
+            </w:r>
+            <w:commentRangeEnd w:id="48"/>
+            <w:r>
+              <w:rPr>
+                <w:rStyle w:val="CommentReference"/>
+              </w:rPr>
+              <w:commentReference w:id="48"/>
             </w:r>
           </w:p>
           <w:p>
@@ -3287,13 +3343,49 @@
                 <w:highlight w:val="yellow"/>
               </w:rPr>
             </w:pPr>
-            <w:r>
+            <w:commentRangeStart w:id="49"/>
+            <w:r>
+              <w:t>{%p if contractor_org_type != 'ИП' %}</w:t>
+            </w:r>
+            <w:commentRangeEnd w:id="49"/>
+            <w:r>
+              <w:rPr>
+                <w:rStyle w:val="CommentReference"/>
+              </w:rPr>
+              <w:commentReference w:id="49"/>
+            </w:r>
+          </w:p>
+          <w:p>
+            <w:pPr>
               <w:rPr>
                 <w:i/>
                 <w:iCs/>
                 <w:highlight w:val="yellow"/>
               </w:rPr>
-              <w:t>ИНН/КПП</w:t>
+            </w:pPr>
+            <w:commentRangeStart w:id="50"/>
+            <w:commentRangeStart w:id="51"/>
+            <w:r>
+              <w:rPr>
+                <w:i/>
+                <w:iCs/>
+                <w:highlight w:val="yellow"/>
+              </w:rPr>
+              <w:t xml:space="preserve">ИНН/КПП {{ contractor_inn or '__________' }}/{{ contractor_kpp or '__________' }}</w:t>
+            </w:r>
+            <w:commentRangeEnd w:id="51"/>
+            <w:r>
+              <w:rPr>
+                <w:rStyle w:val="CommentReference"/>
+              </w:rPr>
+              <w:commentReference w:id="51"/>
+            </w:r>
+            <w:commentRangeEnd w:id="50"/>
+            <w:r>
+              <w:rPr>
+                <w:rStyle w:val="CommentReference"/>
+              </w:rPr>
+              <w:commentReference w:id="50"/>
             </w:r>
           </w:p>
           <w:p>
@@ -3303,13 +3395,40 @@
                 <w:iCs/>
               </w:rPr>
             </w:pPr>
+            <w:commentRangeStart w:id="52"/>
             <w:r>
               <w:rPr>
                 <w:i/>
                 <w:iCs/>
                 <w:highlight w:val="yellow"/>
               </w:rPr>
-              <w:t>ОГРН</w:t>
+              <w:t xml:space="preserve">ОГРН {{ contractor_ogrn or '__________' }}</w:t>
+            </w:r>
+            <w:commentRangeEnd w:id="52"/>
+            <w:r>
+              <w:rPr>
+                <w:rStyle w:val="CommentReference"/>
+              </w:rPr>
+              <w:commentReference w:id="52"/>
+            </w:r>
+          </w:p>
+          <w:p>
+            <w:pPr>
+              <w:rPr>
+                <w:i/>
+                <w:iCs/>
+              </w:rPr>
+            </w:pPr>
+            <w:commentRangeStart w:id="53"/>
+            <w:r>
+              <w:t>{%p else %}</w:t>
+            </w:r>
+            <w:commentRangeEnd w:id="53"/>
+            <w:r>
+              <w:rPr>
+                <w:rStyle w:val="CommentReference"/>
+              </w:rPr>
+              <w:commentReference w:id="53"/>
             </w:r>
           </w:p>
           <w:p/>
@@ -3321,13 +3440,21 @@
                 <w:highlight w:val="yellow"/>
               </w:rPr>
             </w:pPr>
+            <w:commentRangeStart w:id="54"/>
             <w:r>
               <w:rPr>
                 <w:i/>
                 <w:iCs/>
                 <w:highlight w:val="yellow"/>
               </w:rPr>
-              <w:t>ИНН</w:t>
+              <w:t xml:space="preserve">ИНН {{ contractor_inn or '__________' }}</w:t>
+            </w:r>
+            <w:commentRangeEnd w:id="54"/>
+            <w:r>
+              <w:rPr>
+                <w:rStyle w:val="CommentReference"/>
+              </w:rPr>
+              <w:commentReference w:id="54"/>
             </w:r>
           </w:p>
           <w:p>
@@ -3337,13 +3464,40 @@
                 <w:iCs/>
               </w:rPr>
             </w:pPr>
+            <w:commentRangeStart w:id="55"/>
             <w:r>
               <w:rPr>
                 <w:i/>
                 <w:iCs/>
                 <w:highlight w:val="yellow"/>
               </w:rPr>
-              <w:t>ОГРНИП</w:t>
+              <w:t xml:space="preserve">ОГРНИП {{ contractor_ogrnip or '__________' }}</w:t>
+            </w:r>
+            <w:commentRangeEnd w:id="55"/>
+            <w:r>
+              <w:rPr>
+                <w:rStyle w:val="CommentReference"/>
+              </w:rPr>
+              <w:commentReference w:id="55"/>
+            </w:r>
+          </w:p>
+          <w:p>
+            <w:pPr>
+              <w:rPr>
+                <w:i/>
+                <w:iCs/>
+              </w:rPr>
+            </w:pPr>
+            <w:commentRangeStart w:id="56"/>
+            <w:r>
+              <w:t>{%p endif %}</w:t>
+            </w:r>
+            <w:commentRangeEnd w:id="56"/>
+            <w:r>
+              <w:rPr>
+                <w:rStyle w:val="CommentReference"/>
+              </w:rPr>
+              <w:commentReference w:id="56"/>
             </w:r>
           </w:p>
           <w:p/>
@@ -3353,42 +3507,82 @@
             </w:r>
           </w:p>
           <w:p>
-            <w:r>
-              <w:t>р/с:</w:t>
+            <w:commentRangeStart w:id="57"/>
+            <w:r>
+              <w:t xml:space="preserve">р/с: {{ contractor_settlement_account or '__________' }}</w:t>
+            </w:r>
+            <w:commentRangeEnd w:id="57"/>
+            <w:r>
+              <w:rPr>
+                <w:rStyle w:val="CommentReference"/>
+              </w:rPr>
+              <w:commentReference w:id="57"/>
             </w:r>
           </w:p>
           <w:p>
-            <w:r>
-              <w:t>в</w:t>
+            <w:commentRangeStart w:id="58"/>
+            <w:r>
+              <w:t xml:space="preserve">в {{ contractor_bank_name or '__________' }}</w:t>
+            </w:r>
+            <w:commentRangeEnd w:id="58"/>
+            <w:r>
+              <w:rPr>
+                <w:rStyle w:val="CommentReference"/>
+              </w:rPr>
+              <w:commentReference w:id="58"/>
             </w:r>
           </w:p>
           <w:p>
-            <w:r>
-              <w:t>БИК:</w:t>
+            <w:commentRangeStart w:id="59"/>
+            <w:r>
+              <w:t xml:space="preserve">БИК: {{ contractor_bik or '__________' }}</w:t>
+            </w:r>
+            <w:commentRangeEnd w:id="59"/>
+            <w:r>
+              <w:rPr>
+                <w:rStyle w:val="CommentReference"/>
+              </w:rPr>
+              <w:commentReference w:id="59"/>
             </w:r>
           </w:p>
           <w:p>
-            <w:r>
-              <w:t>к/с:</w:t>
+            <w:commentRangeStart w:id="60"/>
+            <w:r>
+              <w:t xml:space="preserve">к/с: {{ contractor_correspondent_account or '__________' }}</w:t>
+            </w:r>
+            <w:commentRangeEnd w:id="60"/>
+            <w:r>
+              <w:rPr>
+                <w:rStyle w:val="CommentReference"/>
+              </w:rPr>
+              <w:commentReference w:id="60"/>
             </w:r>
           </w:p>
           <w:p/>
           <w:p>
-            <w:r>
-              <w:t>Тел.:</w:t>
+            <w:commentRangeStart w:id="61"/>
+            <w:r>
+              <w:t xml:space="preserve">Тел.: {{ contractor_phone }}</w:t>
+            </w:r>
+            <w:commentRangeEnd w:id="61"/>
+            <w:r>
+              <w:rPr>
+                <w:rStyle w:val="CommentReference"/>
+              </w:rPr>
+              <w:commentReference w:id="61"/>
             </w:r>
           </w:p>
           <w:p>
-            <w:commentRangeStart w:id="42"/>
+            <w:commentRangeStart w:id="62"/>
             <w:r>
               <w:t xml:space="preserve">Эл.почта: {{ contractor_email }}</w:t>
             </w:r>
-            <w:commentRangeEnd w:id="42"/>
+            <w:commentRangeEnd w:id="62"/>
             <w:r>
               <w:rPr>
                 <w:rStyle w:val="CommentReference"/>
               </w:rPr>
-              <w:commentReference w:id="42"/>
+              <w:commentReference w:id="62"/>
             </w:r>
           </w:p>
           <w:p/>
@@ -3409,8 +3603,16 @@
             </w:r>
           </w:p>
           <w:p>
-            <w:r>
-              <w:t>____________________ / ФИО</w:t>
+            <w:commentRangeStart w:id="63"/>
+            <w:r>
+              <w:t xml:space="preserve">____________________ / {{ contractor_signatory_initials }}</w:t>
+            </w:r>
+            <w:commentRangeEnd w:id="63"/>
+            <w:r>
+              <w:rPr>
+                <w:rStyle w:val="CommentReference"/>
+              </w:rPr>
+              <w:commentReference w:id="63"/>
             </w:r>
           </w:p>
           <w:p>
@@ -3653,7 +3855,7 @@
         <w:annotationRef/>
       </w:r>
       <w:r>
-        <w:t>Должность подписанта. Пример: Генеральный директор</w:t>
+        <w:t>Должность подписанта. Пример: Директор</w:t>
       </w:r>
     </w:p>
   </w:comment>
@@ -3669,7 +3871,7 @@
         <w:annotationRef/>
       </w:r>
       <w:r>
-        <w:t>ФИО в им.падеже. Пример: Петров Пётр Петрович</w:t>
+        <w:t>ФИО в им.падеже. Пример: Иванов Иван Иванович</w:t>
       </w:r>
     </w:p>
   </w:comment>
@@ -3717,7 +3919,7 @@
         <w:annotationRef/>
       </w:r>
       <w:r>
-        <w:t>Полное наименование. Пример: Автономная некоммерческая организация «ВСКС»</w:t>
+        <w:t>Полное наименование. Пример: Автономная некоммерческая организация «Пример»</w:t>
       </w:r>
     </w:p>
   </w:comment>
@@ -3733,7 +3935,7 @@
         <w:annotationRef/>
       </w:r>
       <w:r>
-        <w:t>Краткое наименование Заказчика (из карточки организации). Пример: АНО «ВСКС»</w:t>
+        <w:t>Краткое наименование Заказчика (из карточки организации). Пример: АНО «Пример»</w:t>
       </w:r>
     </w:p>
   </w:comment>
@@ -3765,7 +3967,7 @@
         <w:annotationRef/>
       </w:r>
       <w:r>
-        <w:t>ФИО подписанта (им.падеж). Пример: Козеев Евгений Викторович</w:t>
+        <w:t>ФИО подписанта (им.падеж). Пример: Петров Пётр Петрович</w:t>
       </w:r>
     </w:p>
   </w:comment>
@@ -3845,11 +4047,27 @@
         <w:annotationRef/>
       </w:r>
       <w:r>
+        <w:t>Краткое наименование Заказчика (из карточки организации). Пример: АНО «Пример»</w:t>
+      </w:r>
+    </w:p>
+  </w:comment>
+  <w:comment w:id="25" w:author="Подсказка" w:initials="П" w:date="2026-01-01T00:00:00Z">
+    <w:p>
+      <w:pPr>
+        <w:pStyle w:val="CommentText"/>
+      </w:pPr>
+      <w:r>
+        <w:rPr>
+          <w:rStyle w:val="CommentReference"/>
+        </w:rPr>
+        <w:annotationRef/>
+      </w:r>
+      <w:r>
         <w:t>Наименование грантодателя — кто предоставил субсидию. Пример: Федеральное агентство по делам молодежи (Росмолодежь)</w:t>
       </w:r>
     </w:p>
   </w:comment>
-  <w:comment w:id="25" w:author="Подсказка" w:initials="П" w:date="2026-01-01T00:00:00Z">
+  <w:comment w:id="26" w:author="Подсказка" w:initials="П" w:date="2026-01-01T00:00:00Z">
     <w:p>
       <w:pPr>
         <w:pStyle w:val="CommentText"/>
@@ -3865,7 +4083,7 @@
       </w:r>
     </w:p>
   </w:comment>
-  <w:comment w:id="26" w:author="Подсказка" w:initials="П" w:date="2026-01-01T00:00:00Z">
+  <w:comment w:id="27" w:author="Подсказка" w:initials="П" w:date="2026-01-01T00:00:00Z">
     <w:p>
       <w:pPr>
         <w:pStyle w:val="CommentText"/>
@@ -3881,7 +4099,7 @@
       </w:r>
     </w:p>
   </w:comment>
-  <w:comment w:id="27" w:author="Подсказка" w:initials="П" w:date="2026-01-01T00:00:00Z">
+  <w:comment w:id="28" w:author="Подсказка" w:initials="П" w:date="2026-01-01T00:00:00Z">
     <w:p>
       <w:pPr>
         <w:pStyle w:val="CommentText"/>
@@ -3897,7 +4115,7 @@
       </w:r>
     </w:p>
   </w:comment>
-  <w:comment w:id="28" w:author="Подсказка" w:initials="П" w:date="2026-01-01T00:00:00Z">
+  <w:comment w:id="29" w:author="Подсказка" w:initials="П" w:date="2026-01-01T00:00:00Z">
     <w:p>
       <w:pPr>
         <w:pStyle w:val="CommentText"/>
@@ -3913,7 +4131,7 @@
       </w:r>
     </w:p>
   </w:comment>
-  <w:comment w:id="29" w:author="Подсказка" w:initials="П" w:date="2026-01-01T00:00:00Z">
+  <w:comment w:id="30" w:author="Подсказка" w:initials="П" w:date="2026-01-01T00:00:00Z">
     <w:p>
       <w:pPr>
         <w:pStyle w:val="CommentText"/>
@@ -3929,7 +4147,7 @@
       </w:r>
     </w:p>
   </w:comment>
-  <w:comment w:id="30" w:author="Подсказка" w:initials="П" w:date="2026-01-01T00:00:00Z">
+  <w:comment w:id="31" w:author="Подсказка" w:initials="П" w:date="2026-01-01T00:00:00Z">
     <w:p>
       <w:pPr>
         <w:pStyle w:val="CommentText"/>
@@ -3945,7 +4163,23 @@
       </w:r>
     </w:p>
   </w:comment>
-  <w:comment w:id="31" w:author="Подсказка" w:initials="П" w:date="2026-01-01T00:00:00Z">
+  <w:comment w:id="32" w:author="Подсказка" w:initials="П" w:date="2026-01-01T00:00:00Z">
+    <w:p>
+      <w:pPr>
+        <w:pStyle w:val="CommentText"/>
+      </w:pPr>
+      <w:r>
+        <w:rPr>
+          <w:rStyle w:val="CommentReference"/>
+        </w:rPr>
+        <w:annotationRef/>
+      </w:r>
+      <w:r>
+        <w:t>Краткое наименование Заказчика (из карточки организации). Пример: АНО «Пример»</w:t>
+      </w:r>
+    </w:p>
+  </w:comment>
+  <w:comment w:id="33" w:author="Подсказка" w:initials="П" w:date="2026-01-01T00:00:00Z">
     <w:p>
       <w:pPr>
         <w:pStyle w:val="CommentText"/>
@@ -3961,7 +4195,7 @@
       </w:r>
     </w:p>
   </w:comment>
-  <w:comment w:id="32" w:author="Подсказка" w:initials="П" w:date="2026-01-01T00:00:00Z">
+  <w:comment w:id="34" w:author="Подсказка" w:initials="П" w:date="2026-01-01T00:00:00Z">
     <w:p>
       <w:pPr>
         <w:pStyle w:val="CommentText"/>
@@ -3977,23 +4211,23 @@
       </w:r>
     </w:p>
   </w:comment>
-  <w:comment w:id="33" w:author="Подсказка" w:initials="П" w:date="2026-01-01T00:00:00Z">
-    <w:p>
-      <w:pPr>
-        <w:pStyle w:val="CommentText"/>
-      </w:pPr>
-      <w:r>
-        <w:rPr>
-          <w:rStyle w:val="CommentReference"/>
-        </w:rPr>
-        <w:annotationRef/>
-      </w:r>
-      <w:r>
-        <w:t>Банк Заказчика. Пример: ПАО «Сбербанк»</w:t>
-      </w:r>
-    </w:p>
-  </w:comment>
-  <w:comment w:id="34" w:author="Подсказка" w:initials="П" w:date="2026-01-01T00:00:00Z">
+  <w:comment w:id="35" w:author="Подсказка" w:initials="П" w:date="2026-01-01T00:00:00Z">
+    <w:p>
+      <w:pPr>
+        <w:pStyle w:val="CommentText"/>
+      </w:pPr>
+      <w:r>
+        <w:rPr>
+          <w:rStyle w:val="CommentReference"/>
+        </w:rPr>
+        <w:annotationRef/>
+      </w:r>
+      <w:r>
+        <w:t>Банк Заказчика. Пример: ПАО «Банк Пример»</w:t>
+      </w:r>
+    </w:p>
+  </w:comment>
+  <w:comment w:id="36" w:author="Подсказка" w:initials="П" w:date="2026-01-01T00:00:00Z">
     <w:p>
       <w:pPr>
         <w:pStyle w:val="CommentText"/>
@@ -4009,38 +4243,6 @@
       </w:r>
     </w:p>
   </w:comment>
-  <w:comment w:id="35" w:author="Подсказка" w:initials="П" w:date="2026-01-01T00:00:00Z">
-    <w:p>
-      <w:pPr>
-        <w:pStyle w:val="CommentText"/>
-      </w:pPr>
-      <w:r>
-        <w:rPr>
-          <w:rStyle w:val="CommentReference"/>
-        </w:rPr>
-        <w:annotationRef/>
-      </w:r>
-      <w:r>
-        <w:t>Расчётный счёт Заказчика. Пример: 40703810400000000001</w:t>
-      </w:r>
-    </w:p>
-  </w:comment>
-  <w:comment w:id="36" w:author="Подсказка" w:initials="П" w:date="2026-01-01T00:00:00Z">
-    <w:p>
-      <w:pPr>
-        <w:pStyle w:val="CommentText"/>
-      </w:pPr>
-      <w:r>
-        <w:rPr>
-          <w:rStyle w:val="CommentReference"/>
-        </w:rPr>
-        <w:annotationRef/>
-      </w:r>
-      <w:r>
-        <w:t>Банк Заказчика. Пример: ПАО «Сбербанк»</w:t>
-      </w:r>
-    </w:p>
-  </w:comment>
   <w:comment w:id="37" w:author="Подсказка" w:initials="П" w:date="2026-01-01T00:00:00Z">
     <w:p>
       <w:pPr>
@@ -4053,7 +4255,7 @@
         <w:annotationRef/>
       </w:r>
       <w:r>
-        <w:t>БИК банка Заказчика. Пример: 044525225</w:t>
+        <w:t>Расчётный счёт Заказчика. Пример: 40703810000000000000</w:t>
       </w:r>
     </w:p>
   </w:comment>
@@ -4069,7 +4271,7 @@
         <w:annotationRef/>
       </w:r>
       <w:r>
-        <w:t>Телефон. Пример: +7 (495) 000-00-01</w:t>
+        <w:t>Банк Заказчика. Пример: ПАО «Банк Пример»</w:t>
       </w:r>
     </w:p>
   </w:comment>
@@ -4085,7 +4287,7 @@
         <w:annotationRef/>
       </w:r>
       <w:r>
-        <w:t>Email. Пример: info@vsks.ru</w:t>
+        <w:t>БИК банка Заказчика. Пример: 044500000</w:t>
       </w:r>
     </w:p>
   </w:comment>
@@ -4101,27 +4303,347 @@
         <w:annotationRef/>
       </w:r>
       <w:r>
+        <w:t>Корр. счёт Заказчика. Пример: 30101810000000000000</w:t>
+      </w:r>
+    </w:p>
+  </w:comment>
+  <w:comment w:id="41" w:author="Подсказка" w:initials="П" w:date="2026-01-01T00:00:00Z">
+    <w:p>
+      <w:pPr>
+        <w:pStyle w:val="CommentText"/>
+      </w:pPr>
+      <w:r>
+        <w:rPr>
+          <w:rStyle w:val="CommentReference"/>
+        </w:rPr>
+        <w:annotationRef/>
+      </w:r>
+      <w:r>
+        <w:t>ОКПО вашей организации, 8 цифр. Пример: 12345678</w:t>
+      </w:r>
+    </w:p>
+  </w:comment>
+  <w:comment w:id="42" w:author="Подсказка" w:initials="П" w:date="2026-01-01T00:00:00Z">
+    <w:p>
+      <w:pPr>
+        <w:pStyle w:val="CommentText"/>
+      </w:pPr>
+      <w:r>
+        <w:rPr>
+          <w:rStyle w:val="CommentReference"/>
+        </w:rPr>
+        <w:annotationRef/>
+      </w:r>
+      <w:r>
+        <w:t>Телефон. Пример: +7 (900) 000-00-00</w:t>
+      </w:r>
+    </w:p>
+  </w:comment>
+  <w:comment w:id="43" w:author="Подсказка" w:initials="П" w:date="2026-01-01T00:00:00Z">
+    <w:p>
+      <w:pPr>
+        <w:pStyle w:val="CommentText"/>
+      </w:pPr>
+      <w:r>
+        <w:rPr>
+          <w:rStyle w:val="CommentReference"/>
+        </w:rPr>
+        <w:annotationRef/>
+      </w:r>
+      <w:r>
+        <w:t>Email. Пример: info@example.ru</w:t>
+      </w:r>
+    </w:p>
+  </w:comment>
+  <w:comment w:id="44" w:author="Подсказка" w:initials="П" w:date="2026-01-01T00:00:00Z">
+    <w:p>
+      <w:pPr>
+        <w:pStyle w:val="CommentText"/>
+      </w:pPr>
+      <w:r>
+        <w:rPr>
+          <w:rStyle w:val="CommentReference"/>
+        </w:rPr>
+        <w:annotationRef/>
+      </w:r>
+      <w:r>
         <w:t>Должность подписанта. Пример: Президент</w:t>
       </w:r>
     </w:p>
   </w:comment>
-  <w:comment w:id="41" w:author="Подсказка" w:initials="П" w:date="2026-01-01T00:00:00Z">
-    <w:p>
-      <w:pPr>
-        <w:pStyle w:val="CommentText"/>
-      </w:pPr>
-      <w:r>
-        <w:rPr>
-          <w:rStyle w:val="CommentReference"/>
-        </w:rPr>
-        <w:annotationRef/>
-      </w:r>
-      <w:r>
-        <w:t>Подписант заказчика в формате «И.О. Фамилия». Пример: И.И. Иванов</w:t>
-      </w:r>
-    </w:p>
-  </w:comment>
-  <w:comment w:id="42" w:author="Подсказка" w:initials="П" w:date="2026-01-01T00:00:00Z">
+  <w:comment w:id="45" w:author="Подсказка" w:initials="П" w:date="2026-01-01T00:00:00Z">
+    <w:p>
+      <w:pPr>
+        <w:pStyle w:val="CommentText"/>
+      </w:pPr>
+      <w:r>
+        <w:rPr>
+          <w:rStyle w:val="CommentReference"/>
+        </w:rPr>
+        <w:annotationRef/>
+      </w:r>
+      <w:r>
+        <w:t>Подписант заказчика в формате «И.О. Фамилия». Пример: П.П. Петров</w:t>
+      </w:r>
+    </w:p>
+  </w:comment>
+  <w:comment w:id="46" w:author="Подсказка" w:initials="П" w:date="2026-01-01T00:00:00Z">
+    <w:p>
+      <w:pPr>
+        <w:pStyle w:val="CommentText"/>
+      </w:pPr>
+      <w:r>
+        <w:rPr>
+          <w:rStyle w:val="CommentReference"/>
+        </w:rPr>
+        <w:annotationRef/>
+      </w:r>
+      <w:r>
+        <w:t>Полное наименование контрагента. Пример: Общество с ограниченной ответственностью «Ромашка»</w:t>
+      </w:r>
+    </w:p>
+  </w:comment>
+  <w:comment w:id="47" w:author="Подсказка" w:initials="П" w:date="2026-01-01T00:00:00Z">
+    <w:p>
+      <w:pPr>
+        <w:pStyle w:val="CommentText"/>
+      </w:pPr>
+      <w:r>
+        <w:rPr>
+          <w:rStyle w:val="CommentReference"/>
+        </w:rPr>
+        <w:annotationRef/>
+      </w:r>
+      <w:r>
+        <w:t>Юридический адрес. Пример: 101000, г. Москва, ул. Цветочная, д. 1, оф. 5</w:t>
+      </w:r>
+    </w:p>
+  </w:comment>
+  <w:comment w:id="48" w:author="Подсказка" w:initials="П" w:date="2026-01-01T00:00:00Z">
+    <w:p>
+      <w:pPr>
+        <w:pStyle w:val="CommentText"/>
+      </w:pPr>
+      <w:r>
+        <w:rPr>
+          <w:rStyle w:val="CommentReference"/>
+        </w:rPr>
+        <w:annotationRef/>
+      </w:r>
+      <w:r>
+        <w:t>Почтовый адрес. Пример: г. Москва, ул. Садовая, д. 5</w:t>
+      </w:r>
+    </w:p>
+  </w:comment>
+  <w:comment w:id="49" w:author="Подсказка" w:initials="П" w:date="2026-01-01T00:00:00Z">
+    <w:p>
+      <w:pPr>
+        <w:pStyle w:val="CommentText"/>
+      </w:pPr>
+      <w:r>
+        <w:rPr>
+          <w:rStyle w:val="CommentReference"/>
+        </w:rPr>
+        <w:annotationRef/>
+      </w:r>
+      <w:r>
+        <w:t>Печатается, если контрагент НЕ индивидуальный предприниматель</w:t>
+      </w:r>
+    </w:p>
+  </w:comment>
+  <w:comment w:id="50" w:author="Подсказка" w:initials="П" w:date="2026-01-01T00:00:00Z">
+    <w:p>
+      <w:pPr>
+        <w:pStyle w:val="CommentText"/>
+      </w:pPr>
+      <w:r>
+        <w:rPr>
+          <w:rStyle w:val="CommentReference"/>
+        </w:rPr>
+        <w:annotationRef/>
+      </w:r>
+      <w:r>
+        <w:t>ИНН контрагента. Пример: 7700000000</w:t>
+      </w:r>
+    </w:p>
+  </w:comment>
+  <w:comment w:id="51" w:author="Подсказка" w:initials="П" w:date="2026-01-01T00:00:00Z">
+    <w:p>
+      <w:pPr>
+        <w:pStyle w:val="CommentText"/>
+      </w:pPr>
+      <w:r>
+        <w:rPr>
+          <w:rStyle w:val="CommentReference"/>
+        </w:rPr>
+        <w:annotationRef/>
+      </w:r>
+      <w:r>
+        <w:t>КПП контрагента. Пример: 770101001</w:t>
+      </w:r>
+    </w:p>
+  </w:comment>
+  <w:comment w:id="52" w:author="Подсказка" w:initials="П" w:date="2026-01-01T00:00:00Z">
+    <w:p>
+      <w:pPr>
+        <w:pStyle w:val="CommentText"/>
+      </w:pPr>
+      <w:r>
+        <w:rPr>
+          <w:rStyle w:val="CommentReference"/>
+        </w:rPr>
+        <w:annotationRef/>
+      </w:r>
+      <w:r>
+        <w:t>ОГРН / ОГРНИП. Пример: 1157746000000</w:t>
+      </w:r>
+    </w:p>
+  </w:comment>
+  <w:comment w:id="53" w:author="Подсказка" w:initials="П" w:date="2026-01-01T00:00:00Z">
+    <w:p>
+      <w:pPr>
+        <w:pStyle w:val="CommentText"/>
+      </w:pPr>
+      <w:r>
+        <w:rPr>
+          <w:rStyle w:val="CommentReference"/>
+        </w:rPr>
+        <w:annotationRef/>
+      </w:r>
+      <w:r>
+        <w:t>Иначе — противоположный случай к условию выше</w:t>
+      </w:r>
+    </w:p>
+  </w:comment>
+  <w:comment w:id="54" w:author="Подсказка" w:initials="П" w:date="2026-01-01T00:00:00Z">
+    <w:p>
+      <w:pPr>
+        <w:pStyle w:val="CommentText"/>
+      </w:pPr>
+      <w:r>
+        <w:rPr>
+          <w:rStyle w:val="CommentReference"/>
+        </w:rPr>
+        <w:annotationRef/>
+      </w:r>
+      <w:r>
+        <w:t>ИНН контрагента. Пример: 7700000000</w:t>
+      </w:r>
+    </w:p>
+  </w:comment>
+  <w:comment w:id="55" w:author="Подсказка" w:initials="П" w:date="2026-01-01T00:00:00Z">
+    <w:p>
+      <w:pPr>
+        <w:pStyle w:val="CommentText"/>
+      </w:pPr>
+      <w:r>
+        <w:rPr>
+          <w:rStyle w:val="CommentReference"/>
+        </w:rPr>
+        <w:annotationRef/>
+      </w:r>
+      <w:r>
+        <w:t>ОГРНИП (только для ИП). Пример: 304770000000001</w:t>
+      </w:r>
+    </w:p>
+  </w:comment>
+  <w:comment w:id="56" w:author="Подсказка" w:initials="П" w:date="2026-01-01T00:00:00Z">
+    <w:p>
+      <w:pPr>
+        <w:pStyle w:val="CommentText"/>
+      </w:pPr>
+      <w:r>
+        <w:rPr>
+          <w:rStyle w:val="CommentReference"/>
+        </w:rPr>
+        <w:annotationRef/>
+      </w:r>
+      <w:r>
+        <w:t>Конец условия</w:t>
+      </w:r>
+    </w:p>
+  </w:comment>
+  <w:comment w:id="57" w:author="Подсказка" w:initials="П" w:date="2026-01-01T00:00:00Z">
+    <w:p>
+      <w:pPr>
+        <w:pStyle w:val="CommentText"/>
+      </w:pPr>
+      <w:r>
+        <w:rPr>
+          <w:rStyle w:val="CommentReference"/>
+        </w:rPr>
+        <w:annotationRef/>
+      </w:r>
+      <w:r>
+        <w:t>Расчётный счёт. Пример: 40702810000000000000</w:t>
+      </w:r>
+    </w:p>
+  </w:comment>
+  <w:comment w:id="58" w:author="Подсказка" w:initials="П" w:date="2026-01-01T00:00:00Z">
+    <w:p>
+      <w:pPr>
+        <w:pStyle w:val="CommentText"/>
+      </w:pPr>
+      <w:r>
+        <w:rPr>
+          <w:rStyle w:val="CommentReference"/>
+        </w:rPr>
+        <w:annotationRef/>
+      </w:r>
+      <w:r>
+        <w:t>Наименование банка. Пример: ПАО «Банк Пример»</w:t>
+      </w:r>
+    </w:p>
+  </w:comment>
+  <w:comment w:id="59" w:author="Подсказка" w:initials="П" w:date="2026-01-01T00:00:00Z">
+    <w:p>
+      <w:pPr>
+        <w:pStyle w:val="CommentText"/>
+      </w:pPr>
+      <w:r>
+        <w:rPr>
+          <w:rStyle w:val="CommentReference"/>
+        </w:rPr>
+        <w:annotationRef/>
+      </w:r>
+      <w:r>
+        <w:t>БИК банка. Пример: 044500000</w:t>
+      </w:r>
+    </w:p>
+  </w:comment>
+  <w:comment w:id="60" w:author="Подсказка" w:initials="П" w:date="2026-01-01T00:00:00Z">
+    <w:p>
+      <w:pPr>
+        <w:pStyle w:val="CommentText"/>
+      </w:pPr>
+      <w:r>
+        <w:rPr>
+          <w:rStyle w:val="CommentReference"/>
+        </w:rPr>
+        <w:annotationRef/>
+      </w:r>
+      <w:r>
+        <w:t>Корреспондентский счёт. Пример: 30101810000000000000</w:t>
+      </w:r>
+    </w:p>
+  </w:comment>
+  <w:comment w:id="61" w:author="Подсказка" w:initials="П" w:date="2026-01-01T00:00:00Z">
+    <w:p>
+      <w:pPr>
+        <w:pStyle w:val="CommentText"/>
+      </w:pPr>
+      <w:r>
+        <w:rPr>
+          <w:rStyle w:val="CommentReference"/>
+        </w:rPr>
+        <w:annotationRef/>
+      </w:r>
+      <w:r>
+        <w:t>Телефон. Пример: +7 (495) 123-45-67</w:t>
+      </w:r>
+    </w:p>
+  </w:comment>
+  <w:comment w:id="62" w:author="Подсказка" w:initials="П" w:date="2026-01-01T00:00:00Z">
     <w:p>
       <w:pPr>
         <w:pStyle w:val="CommentText"/>
@@ -4134,6 +4656,22 @@
       </w:r>
       <w:r>
         <w:t>E-mail. Пример: info@romashka.ru</w:t>
+      </w:r>
+    </w:p>
+  </w:comment>
+  <w:comment w:id="63" w:author="Подсказка" w:initials="П" w:date="2026-01-01T00:00:00Z">
+    <w:p>
+      <w:pPr>
+        <w:pStyle w:val="CommentText"/>
+      </w:pPr>
+      <w:r>
+        <w:rPr>
+          <w:rStyle w:val="CommentReference"/>
+        </w:rPr>
+        <w:annotationRef/>
+      </w:r>
+      <w:r>
+        <w:t>Фамилия + инициалы («Фамилия И.О.») — печатается в строке подписи. Пример: Иванов И.И.</w:t>
       </w:r>
     </w:p>
   </w:comment>

--- a/backend/templates/contract_repair_vehicle.docx
+++ b/backend/templates/contract_repair_vehicle.docx
@@ -264,7 +264,7 @@
           <w:iCs/>
           <w:highlight w:val="yellow"/>
         </w:rPr>
-        <w:t xml:space="preserve">{{ contractor_full_name }} ({{ contractor_short_name }}), именуемое/ая в дальнейшем «Исполнитель», в лице {{ contractor_signatory_position }} {{ contractor_signatory_name }}, действующего на основании {{ contractor_signatory_basis }}, </w:t>
+        <w:t xml:space="preserve">{{ contractor_full_name }} ({{ contractor_short_name }}), именуемое/ая в дальнейшем «Исполнитель», в лице {{ contractor_signatory_position_genitive }} {{ contractor_signatory_name_genitive }}, действующего на основании {{ contractor_signatory_basis }}, </w:t>
       </w:r>
       <w:commentRangeEnd w:id="14"/>
       <w:r>
@@ -346,7 +346,7 @@
       <w:commentRangeStart w:id="19"/>
       <w:commentRangeStart w:id="20"/>
       <w:r>
-        <w:t xml:space="preserve">с одной стороны, и {{ customer_full_name }} ({{ customer_short_name }}), в лице {{ customer_signatory_position }} {{ customer_signatory_name }}, действующего на основании {{ customer_signatory_basis }}</w:t>
+        <w:t xml:space="preserve">с одной стороны, и {{ customer_full_name }} ({{ customer_short_name }}), в лице {{ customer_signatory_position_genitive }} {{ customer_signatory_name_genitive }}, действующего на основании {{ customer_signatory_basis }}</w:t>
       </w:r>
       <w:commentRangeEnd w:id="20"/>
       <w:r>
@@ -3855,7 +3855,7 @@
         <w:annotationRef/>
       </w:r>
       <w:r>
-        <w:t>Должность подписанта. Пример: Директор</w:t>
+        <w:t>Должность подписанта Исполнителя в род.падеже. Пример: Генерального директора</w:t>
       </w:r>
     </w:p>
   </w:comment>
@@ -3871,7 +3871,7 @@
         <w:annotationRef/>
       </w:r>
       <w:r>
-        <w:t>ФИО в им.падеже. Пример: Иванов Иван Иванович</w:t>
+        <w:t>ФИО в род.падеже. Пример: Иванова Ивана Ивановича</w:t>
       </w:r>
     </w:p>
   </w:comment>
@@ -3951,7 +3951,7 @@
         <w:annotationRef/>
       </w:r>
       <w:r>
-        <w:t>Должность подписанта. Пример: Президент</w:t>
+        <w:t>Должность подписанта Заказчика в род.падеже. Пример: Президента</w:t>
       </w:r>
     </w:p>
   </w:comment>
@@ -3967,7 +3967,7 @@
         <w:annotationRef/>
       </w:r>
       <w:r>
-        <w:t>ФИО подписанта (им.падеж). Пример: Петров Пётр Петрович</w:t>
+        <w:t>ФИО в род.падеже. Пример: Петрова Петра Петровича</w:t>
       </w:r>
     </w:p>
   </w:comment>

--- a/backend/templates/contract_repair_vehicle.docx
+++ b/backend/templates/contract_repair_vehicle.docx
@@ -532,6 +532,57 @@
     </w:p>
     <w:p>
       <w:pPr>
+        <w:ind w:firstLine="709"/>
+        <w:jc w:val="both"/>
+      </w:pPr>
+      <w:commentRangeStart w:id="22"/>
+      <w:r>
+        <w:t>{%p if subsidy_agreement_text %}</w:t>
+      </w:r>
+      <w:commentRangeEnd w:id="22"/>
+      <w:r>
+        <w:rPr>
+          <w:rStyle w:val="CommentReference"/>
+        </w:rPr>
+        <w:commentReference w:id="22"/>
+      </w:r>
+    </w:p>
+    <w:p>
+      <w:pPr>
+        <w:ind w:firstLine="709"/>
+        <w:jc w:val="both"/>
+      </w:pPr>
+      <w:commentRangeStart w:id="23"/>
+      <w:r>
+        <w:t xml:space="preserve">1.4. Договор заключён в рамках реализации {{subsidy_agreement_text}}.</w:t>
+      </w:r>
+      <w:commentRangeEnd w:id="23"/>
+      <w:r>
+        <w:rPr>
+          <w:rStyle w:val="CommentReference"/>
+        </w:rPr>
+        <w:commentReference w:id="23"/>
+      </w:r>
+    </w:p>
+    <w:p>
+      <w:pPr>
+        <w:ind w:firstLine="709"/>
+        <w:jc w:val="both"/>
+      </w:pPr>
+      <w:commentRangeStart w:id="24"/>
+      <w:r>
+        <w:t>{%p endif %}</w:t>
+      </w:r>
+      <w:commentRangeEnd w:id="24"/>
+      <w:r>
+        <w:rPr>
+          <w:rStyle w:val="CommentReference"/>
+        </w:rPr>
+        <w:commentReference w:id="24"/>
+      </w:r>
+    </w:p>
+    <w:p>
+      <w:pPr>
         <w:jc w:val="center"/>
       </w:pPr>
       <w:r>
@@ -1604,16 +1655,16 @@
           <w:sz w:val="20"/>
         </w:rPr>
       </w:pPr>
-      <w:commentRangeStart w:id="22"/>
+      <w:commentRangeStart w:id="25"/>
       <w:r>
         <w:t>{%p if not vat_applicable %}</w:t>
       </w:r>
-      <w:commentRangeEnd w:id="22"/>
-      <w:r>
-        <w:rPr>
-          <w:rStyle w:val="CommentReference"/>
-        </w:rPr>
-        <w:commentReference w:id="22"/>
+      <w:commentRangeEnd w:id="25"/>
+      <w:r>
+        <w:rPr>
+          <w:rStyle w:val="CommentReference"/>
+        </w:rPr>
+        <w:commentReference w:id="25"/>
       </w:r>
     </w:p>
     <w:p>
@@ -1639,16 +1690,16 @@
           <w:sz w:val="20"/>
         </w:rPr>
       </w:pPr>
-      <w:commentRangeStart w:id="23"/>
+      <w:commentRangeStart w:id="26"/>
       <w:r>
         <w:t>{%p endif %}</w:t>
       </w:r>
-      <w:commentRangeEnd w:id="23"/>
-      <w:r>
-        <w:rPr>
-          <w:rStyle w:val="CommentReference"/>
-        </w:rPr>
-        <w:commentReference w:id="23"/>
+      <w:commentRangeEnd w:id="26"/>
+      <w:r>
+        <w:rPr>
+          <w:rStyle w:val="CommentReference"/>
+        </w:rPr>
+        <w:commentReference w:id="26"/>
       </w:r>
     </w:p>
     <w:p>
@@ -1659,10 +1710,10 @@
           <w:sz w:val="20"/>
         </w:rPr>
       </w:pPr>
-      <w:commentRangeStart w:id="24"/>
-      <w:commentRangeStart w:id="25"/>
-      <w:commentRangeStart w:id="26"/>
       <w:commentRangeStart w:id="27"/>
+      <w:commentRangeStart w:id="28"/>
+      <w:commentRangeStart w:id="29"/>
+      <w:commentRangeStart w:id="30"/>
       <w:r>
         <w:rPr>
           <w:sz w:val="20"/>
@@ -1670,6 +1721,27 @@
         </w:rPr>
         <w:t xml:space="preserve">4.8. Финансирование договора осуществляется в рамках соглашения о предоставлении из федерального бюджета субсидии, заключенного между {{ customer_short_name }} и {{ subsidy_grantor_name or '____________________' }} № {{ subsidy_agreement_number }} от {{ subsidy_agreement_date }} г.</w:t>
       </w:r>
+      <w:commentRangeEnd w:id="30"/>
+      <w:r>
+        <w:rPr>
+          <w:rStyle w:val="CommentReference"/>
+        </w:rPr>
+        <w:commentReference w:id="30"/>
+      </w:r>
+      <w:commentRangeEnd w:id="29"/>
+      <w:r>
+        <w:rPr>
+          <w:rStyle w:val="CommentReference"/>
+        </w:rPr>
+        <w:commentReference w:id="29"/>
+      </w:r>
+      <w:commentRangeEnd w:id="28"/>
+      <w:r>
+        <w:rPr>
+          <w:rStyle w:val="CommentReference"/>
+        </w:rPr>
+        <w:commentReference w:id="28"/>
+      </w:r>
       <w:commentRangeEnd w:id="27"/>
       <w:r>
         <w:rPr>
@@ -1677,27 +1749,6 @@
         </w:rPr>
         <w:commentReference w:id="27"/>
       </w:r>
-      <w:commentRangeEnd w:id="26"/>
-      <w:r>
-        <w:rPr>
-          <w:rStyle w:val="CommentReference"/>
-        </w:rPr>
-        <w:commentReference w:id="26"/>
-      </w:r>
-      <w:commentRangeEnd w:id="25"/>
-      <w:r>
-        <w:rPr>
-          <w:rStyle w:val="CommentReference"/>
-        </w:rPr>
-        <w:commentReference w:id="25"/>
-      </w:r>
-      <w:commentRangeEnd w:id="24"/>
-      <w:r>
-        <w:rPr>
-          <w:rStyle w:val="CommentReference"/>
-        </w:rPr>
-        <w:commentReference w:id="24"/>
-      </w:r>
       <w:r>
         <w:rPr>
           <w:sz w:val="20"/>
@@ -1705,7 +1756,7 @@
         </w:rPr>
         <w:br/>
       </w:r>
-      <w:commentRangeStart w:id="28"/>
+      <w:commentRangeStart w:id="31"/>
       <w:r>
         <w:rPr>
           <w:sz w:val="20"/>
@@ -1713,12 +1764,12 @@
         </w:rPr>
         <w:t xml:space="preserve"> В связи с оплатой стоимости настоящего договора за счет средств федеральной субсидии, Подрядчик (Исполнитель) дает свое согласие на осуществление главным распорядителем бюджетных средств, предоставившим субсидию ({{ subsidy_grantor_name or '____________________' }}), и органами государственного </w:t>
       </w:r>
-      <w:commentRangeEnd w:id="28"/>
-      <w:r>
-        <w:rPr>
-          <w:rStyle w:val="CommentReference"/>
-        </w:rPr>
-        <w:commentReference w:id="28"/>
+      <w:commentRangeEnd w:id="31"/>
+      <w:r>
+        <w:rPr>
+          <w:rStyle w:val="CommentReference"/>
+        </w:rPr>
+        <w:commentReference w:id="31"/>
       </w:r>
       <w:r>
         <w:rPr>
@@ -2324,32 +2375,32 @@
         <w:ind w:firstLine="709"/>
         <w:jc w:val="both"/>
       </w:pPr>
-      <w:commentRangeStart w:id="29"/>
-      <w:commentRangeStart w:id="30"/>
-      <w:commentRangeStart w:id="31"/>
+      <w:commentRangeStart w:id="32"/>
+      <w:commentRangeStart w:id="33"/>
+      <w:commentRangeStart w:id="34"/>
       <w:r>
         <w:t xml:space="preserve">8.1. Настоящий Договор вступает в силу с момента его подписания и действует до полного исполнения Сторонами своих обязательств{%- if contract_end_date %}, но не позднее {{ contract_end_date }} г.{%- endif %}</w:t>
       </w:r>
-      <w:commentRangeEnd w:id="31"/>
-      <w:r>
-        <w:rPr>
-          <w:rStyle w:val="CommentReference"/>
-        </w:rPr>
-        <w:commentReference w:id="31"/>
-      </w:r>
-      <w:commentRangeEnd w:id="30"/>
-      <w:r>
-        <w:rPr>
-          <w:rStyle w:val="CommentReference"/>
-        </w:rPr>
-        <w:commentReference w:id="30"/>
-      </w:r>
-      <w:commentRangeEnd w:id="29"/>
-      <w:r>
-        <w:rPr>
-          <w:rStyle w:val="CommentReference"/>
-        </w:rPr>
-        <w:commentReference w:id="29"/>
+      <w:commentRangeEnd w:id="34"/>
+      <w:r>
+        <w:rPr>
+          <w:rStyle w:val="CommentReference"/>
+        </w:rPr>
+        <w:commentReference w:id="34"/>
+      </w:r>
+      <w:commentRangeEnd w:id="33"/>
+      <w:r>
+        <w:rPr>
+          <w:rStyle w:val="CommentReference"/>
+        </w:rPr>
+        <w:commentReference w:id="33"/>
+      </w:r>
+      <w:commentRangeEnd w:id="32"/>
+      <w:r>
+        <w:rPr>
+          <w:rStyle w:val="CommentReference"/>
+        </w:rPr>
+        <w:commentReference w:id="32"/>
       </w:r>
     </w:p>
     <w:p>
@@ -2812,6 +2863,156 @@
           <w:sz w:val="20"/>
         </w:rPr>
         <w:t>по одному для каждой из Сторон.</w:t>
+      </w:r>
+    </w:p>
+    <w:p>
+      <w:pPr>
+        <w:pStyle w:val="31"/>
+        <w:ind w:firstLine="709"/>
+        <w:rPr>
+          <w:sz w:val="20"/>
+        </w:rPr>
+      </w:pPr>
+      <w:commentRangeStart w:id="35"/>
+      <w:r>
+        <w:t>{%p if subsidy_extra_clause_1 %}</w:t>
+      </w:r>
+      <w:commentRangeEnd w:id="35"/>
+      <w:r>
+        <w:rPr>
+          <w:rStyle w:val="CommentReference"/>
+        </w:rPr>
+        <w:commentReference w:id="35"/>
+      </w:r>
+    </w:p>
+    <w:p>
+      <w:pPr>
+        <w:pStyle w:val="31"/>
+        <w:ind w:firstLine="709"/>
+        <w:rPr>
+          <w:sz w:val="20"/>
+        </w:rPr>
+      </w:pPr>
+      <w:commentRangeStart w:id="36"/>
+      <w:r>
+        <w:rPr>
+          <w:sz w:val="20"/>
+        </w:rPr>
+        <w:t xml:space="preserve">10.16. {{subsidy_extra_clause_1}}</w:t>
+      </w:r>
+      <w:commentRangeEnd w:id="36"/>
+      <w:r>
+        <w:rPr>
+          <w:rStyle w:val="CommentReference"/>
+        </w:rPr>
+        <w:commentReference w:id="36"/>
+      </w:r>
+    </w:p>
+    <w:p>
+      <w:pPr>
+        <w:pStyle w:val="31"/>
+        <w:ind w:firstLine="709"/>
+        <w:rPr>
+          <w:sz w:val="20"/>
+        </w:rPr>
+      </w:pPr>
+      <w:commentRangeStart w:id="37"/>
+      <w:r>
+        <w:t>{%p endif %}</w:t>
+      </w:r>
+      <w:commentRangeEnd w:id="37"/>
+      <w:r>
+        <w:rPr>
+          <w:rStyle w:val="CommentReference"/>
+        </w:rPr>
+        <w:commentReference w:id="37"/>
+      </w:r>
+    </w:p>
+    <w:p>
+      <w:pPr>
+        <w:pStyle w:val="31"/>
+        <w:ind w:firstLine="709"/>
+        <w:rPr>
+          <w:sz w:val="20"/>
+        </w:rPr>
+      </w:pPr>
+      <w:commentRangeStart w:id="38"/>
+      <w:r>
+        <w:t>{%p if subsidy_extra_clause_2 %}</w:t>
+      </w:r>
+      <w:commentRangeEnd w:id="38"/>
+      <w:r>
+        <w:rPr>
+          <w:rStyle w:val="CommentReference"/>
+        </w:rPr>
+        <w:commentReference w:id="38"/>
+      </w:r>
+    </w:p>
+    <w:p>
+      <w:pPr>
+        <w:pStyle w:val="31"/>
+        <w:ind w:firstLine="709"/>
+        <w:rPr>
+          <w:sz w:val="20"/>
+        </w:rPr>
+      </w:pPr>
+      <w:commentRangeStart w:id="39"/>
+      <w:commentRangeStart w:id="40"/>
+      <w:commentRangeStart w:id="41"/>
+      <w:commentRangeStart w:id="42"/>
+      <w:r>
+        <w:rPr>
+          <w:sz w:val="20"/>
+        </w:rPr>
+        <w:t xml:space="preserve">{% if subsidy_extra_clause_1 %}10.17{% else %}10.16{% endif %}. {{subsidy_extra_clause_2}}</w:t>
+      </w:r>
+      <w:commentRangeEnd w:id="42"/>
+      <w:r>
+        <w:rPr>
+          <w:rStyle w:val="CommentReference"/>
+        </w:rPr>
+        <w:commentReference w:id="42"/>
+      </w:r>
+      <w:commentRangeEnd w:id="41"/>
+      <w:r>
+        <w:rPr>
+          <w:rStyle w:val="CommentReference"/>
+        </w:rPr>
+        <w:commentReference w:id="41"/>
+      </w:r>
+      <w:commentRangeEnd w:id="40"/>
+      <w:r>
+        <w:rPr>
+          <w:rStyle w:val="CommentReference"/>
+        </w:rPr>
+        <w:commentReference w:id="40"/>
+      </w:r>
+      <w:commentRangeEnd w:id="39"/>
+      <w:r>
+        <w:rPr>
+          <w:rStyle w:val="CommentReference"/>
+        </w:rPr>
+        <w:commentReference w:id="39"/>
+      </w:r>
+    </w:p>
+    <w:p>
+      <w:pPr>
+        <w:pStyle w:val="31"/>
+        <w:ind w:firstLine="709"/>
+        <w:rPr>
+          <w:sz w:val="20"/>
+        </w:rPr>
+      </w:pPr>
+      <w:commentRangeStart w:id="43"/>
+      <w:r>
+        <w:t>{%p endif %}</w:t>
+      </w:r>
+      <w:commentRangeEnd w:id="43"/>
+      <w:r>
+        <w:rPr>
+          <w:rStyle w:val="CommentReference"/>
+        </w:rPr>
+        <w:commentReference w:id="43"/>
       </w:r>
     </w:p>
     <w:p>
@@ -2919,7 +3120,7 @@
                 <w:bCs/>
               </w:rPr>
             </w:pPr>
-            <w:commentRangeStart w:id="32"/>
+            <w:commentRangeStart w:id="44"/>
             <w:r>
               <w:rPr>
                 <w:rFonts w:eastAsia="Calibri"/>
@@ -2928,12 +3129,12 @@
               </w:rPr>
               <w:t xml:space="preserve">{{ customer_short_name }}</w:t>
             </w:r>
-            <w:commentRangeEnd w:id="32"/>
+            <w:commentRangeEnd w:id="44"/>
             <w:r>
               <w:rPr>
                 <w:rStyle w:val="CommentReference"/>
               </w:rPr>
-              <w:commentReference w:id="32"/>
+              <w:commentReference w:id="44"/>
             </w:r>
           </w:p>
           <w:p>
@@ -2944,19 +3145,19 @@
                 <w:rFonts w:eastAsia="Calibri"/>
               </w:rPr>
             </w:pPr>
-            <w:commentRangeStart w:id="33"/>
+            <w:commentRangeStart w:id="45"/>
             <w:r>
               <w:rPr>
                 <w:rFonts w:eastAsia="Calibri"/>
               </w:rPr>
               <w:t xml:space="preserve">Адрес местонахождения: {{ customer_address }}</w:t>
             </w:r>
-            <w:commentRangeEnd w:id="33"/>
+            <w:commentRangeEnd w:id="45"/>
             <w:r>
               <w:rPr>
                 <w:rStyle w:val="CommentReference"/>
               </w:rPr>
-              <w:commentReference w:id="33"/>
+              <w:commentReference w:id="45"/>
             </w:r>
           </w:p>
           <w:p>
@@ -2967,19 +3168,19 @@
                 <w:rFonts w:eastAsia="Calibri"/>
               </w:rPr>
             </w:pPr>
-            <w:commentRangeStart w:id="34"/>
+            <w:commentRangeStart w:id="46"/>
             <w:r>
               <w:rPr>
                 <w:rFonts w:eastAsia="Calibri"/>
               </w:rPr>
               <w:t xml:space="preserve">ОГРН {{ customer_ogrn }}</w:t>
             </w:r>
-            <w:commentRangeEnd w:id="34"/>
+            <w:commentRangeEnd w:id="46"/>
             <w:r>
               <w:rPr>
                 <w:rStyle w:val="CommentReference"/>
               </w:rPr>
-              <w:commentReference w:id="34"/>
+              <w:commentReference w:id="46"/>
             </w:r>
           </w:p>
           <w:p>
@@ -3003,19 +3204,19 @@
                 <w:rFonts w:eastAsia="Calibri"/>
               </w:rPr>
             </w:pPr>
-            <w:commentRangeStart w:id="35"/>
+            <w:commentRangeStart w:id="47"/>
             <w:r>
               <w:rPr>
                 <w:rFonts w:eastAsia="Calibri"/>
               </w:rPr>
               <w:t xml:space="preserve">{{ customer_bank_name }}</w:t>
             </w:r>
-            <w:commentRangeEnd w:id="35"/>
+            <w:commentRangeEnd w:id="47"/>
             <w:r>
               <w:rPr>
                 <w:rStyle w:val="CommentReference"/>
               </w:rPr>
-              <w:commentReference w:id="35"/>
+              <w:commentReference w:id="47"/>
             </w:r>
           </w:p>
           <w:p>
@@ -3024,19 +3225,19 @@
                 <w:rFonts w:eastAsia="Calibri"/>
               </w:rPr>
             </w:pPr>
-            <w:commentRangeStart w:id="36"/>
+            <w:commentRangeStart w:id="48"/>
             <w:r>
               <w:rPr>
                 <w:rFonts w:eastAsia="Calibri"/>
               </w:rPr>
               <w:t xml:space="preserve">Лицевой счет {{ customer_personal_account }}</w:t>
             </w:r>
-            <w:commentRangeEnd w:id="36"/>
+            <w:commentRangeEnd w:id="48"/>
             <w:r>
               <w:rPr>
                 <w:rStyle w:val="CommentReference"/>
               </w:rPr>
-              <w:commentReference w:id="36"/>
+              <w:commentReference w:id="48"/>
             </w:r>
           </w:p>
           <w:p>
@@ -3045,19 +3246,19 @@
                 <w:rFonts w:eastAsia="Calibri"/>
               </w:rPr>
             </w:pPr>
-            <w:commentRangeStart w:id="37"/>
+            <w:commentRangeStart w:id="49"/>
             <w:r>
               <w:rPr>
                 <w:rFonts w:eastAsia="Calibri"/>
               </w:rPr>
               <w:t xml:space="preserve">Казначейский счет: {{ customer_settlement_account }}</w:t>
             </w:r>
-            <w:commentRangeEnd w:id="37"/>
+            <w:commentRangeEnd w:id="49"/>
             <w:r>
               <w:rPr>
                 <w:rStyle w:val="CommentReference"/>
               </w:rPr>
-              <w:commentReference w:id="37"/>
+              <w:commentReference w:id="49"/>
             </w:r>
           </w:p>
           <w:p>
@@ -3066,19 +3267,19 @@
                 <w:rFonts w:eastAsia="Calibri"/>
               </w:rPr>
             </w:pPr>
-            <w:commentRangeStart w:id="38"/>
+            <w:commentRangeStart w:id="50"/>
             <w:r>
               <w:rPr>
                 <w:rFonts w:eastAsia="Calibri"/>
               </w:rPr>
               <w:t xml:space="preserve">{{ customer_bank_name }}</w:t>
             </w:r>
-            <w:commentRangeEnd w:id="38"/>
+            <w:commentRangeEnd w:id="50"/>
             <w:r>
               <w:rPr>
                 <w:rStyle w:val="CommentReference"/>
               </w:rPr>
-              <w:commentReference w:id="38"/>
+              <w:commentReference w:id="50"/>
             </w:r>
           </w:p>
           <w:p>
@@ -3087,19 +3288,19 @@
                 <w:rFonts w:eastAsia="Calibri"/>
               </w:rPr>
             </w:pPr>
-            <w:commentRangeStart w:id="39"/>
+            <w:commentRangeStart w:id="51"/>
             <w:r>
               <w:rPr>
                 <w:rFonts w:eastAsia="Calibri"/>
               </w:rPr>
               <w:t xml:space="preserve">БИК ТОФК: {{ customer_bik }}</w:t>
             </w:r>
-            <w:commentRangeEnd w:id="39"/>
+            <w:commentRangeEnd w:id="51"/>
             <w:r>
               <w:rPr>
                 <w:rStyle w:val="CommentReference"/>
               </w:rPr>
-              <w:commentReference w:id="39"/>
+              <w:commentReference w:id="51"/>
             </w:r>
           </w:p>
           <w:p>
@@ -3108,19 +3309,19 @@
                 <w:rFonts w:eastAsia="Calibri"/>
               </w:rPr>
             </w:pPr>
-            <w:commentRangeStart w:id="40"/>
+            <w:commentRangeStart w:id="52"/>
             <w:r>
               <w:rPr>
                 <w:rFonts w:eastAsia="Calibri"/>
               </w:rPr>
               <w:t xml:space="preserve">Единый казначейский счет: {{ customer_correspondent_account }}</w:t>
             </w:r>
-            <w:commentRangeEnd w:id="40"/>
+            <w:commentRangeEnd w:id="52"/>
             <w:r>
               <w:rPr>
                 <w:rStyle w:val="CommentReference"/>
               </w:rPr>
-              <w:commentReference w:id="40"/>
+              <w:commentReference w:id="52"/>
             </w:r>
           </w:p>
           <w:p>
@@ -3129,19 +3330,19 @@
                 <w:rFonts w:eastAsia="Calibri"/>
               </w:rPr>
             </w:pPr>
-            <w:commentRangeStart w:id="41"/>
+            <w:commentRangeStart w:id="53"/>
             <w:r>
               <w:rPr>
                 <w:rFonts w:eastAsia="Calibri"/>
               </w:rPr>
               <w:t xml:space="preserve">ОКПО __________</w:t>
             </w:r>
-            <w:commentRangeEnd w:id="41"/>
+            <w:commentRangeEnd w:id="53"/>
             <w:r>
               <w:rPr>
                 <w:rStyle w:val="CommentReference"/>
               </w:rPr>
-              <w:commentReference w:id="41"/>
+              <w:commentReference w:id="53"/>
             </w:r>
           </w:p>
           <w:p>
@@ -3150,19 +3351,19 @@
                 <w:rFonts w:eastAsia="Calibri"/>
               </w:rPr>
             </w:pPr>
-            <w:commentRangeStart w:id="42"/>
+            <w:commentRangeStart w:id="54"/>
             <w:r>
               <w:rPr>
                 <w:rFonts w:eastAsia="Calibri"/>
               </w:rPr>
               <w:t xml:space="preserve">Тел.: {{ customer_phone }}</w:t>
             </w:r>
-            <w:commentRangeEnd w:id="42"/>
+            <w:commentRangeEnd w:id="54"/>
             <w:r>
               <w:rPr>
                 <w:rStyle w:val="CommentReference"/>
               </w:rPr>
-              <w:commentReference w:id="42"/>
+              <w:commentReference w:id="54"/>
             </w:r>
           </w:p>
           <w:p>
@@ -3172,19 +3373,19 @@
                 <w:rFonts w:eastAsia="Calibri"/>
               </w:rPr>
             </w:pPr>
-            <w:commentRangeStart w:id="43"/>
+            <w:commentRangeStart w:id="55"/>
             <w:r>
               <w:rPr>
                 <w:rFonts w:eastAsia="Calibri"/>
               </w:rPr>
               <w:t xml:space="preserve">Эл.почта: {{ customer_email }}</w:t>
             </w:r>
-            <w:commentRangeEnd w:id="43"/>
+            <w:commentRangeEnd w:id="55"/>
             <w:r>
               <w:rPr>
                 <w:rStyle w:val="CommentReference"/>
               </w:rPr>
-              <w:commentReference w:id="43"/>
+              <w:commentReference w:id="55"/>
             </w:r>
             <w:hyperlink r:id="rId12" w:history="1">
               <w:r>
@@ -3224,19 +3425,19 @@
                 <w:rFonts w:eastAsia="Calibri"/>
               </w:rPr>
             </w:pPr>
-            <w:commentRangeStart w:id="44"/>
+            <w:commentRangeStart w:id="56"/>
             <w:r>
               <w:rPr>
                 <w:rFonts w:eastAsia="Calibri"/>
               </w:rPr>
               <w:t xml:space="preserve">{{ customer_signatory_position }}</w:t>
             </w:r>
-            <w:commentRangeEnd w:id="44"/>
+            <w:commentRangeEnd w:id="56"/>
             <w:r>
               <w:rPr>
                 <w:rStyle w:val="CommentReference"/>
               </w:rPr>
-              <w:commentReference w:id="44"/>
+              <w:commentReference w:id="56"/>
             </w:r>
           </w:p>
           <w:p>
@@ -3247,19 +3448,19 @@
                 <w:rFonts w:eastAsia="Calibri"/>
               </w:rPr>
             </w:pPr>
-            <w:commentRangeStart w:id="45"/>
+            <w:commentRangeStart w:id="57"/>
             <w:r>
               <w:rPr>
                 <w:rFonts w:eastAsia="Calibri"/>
               </w:rPr>
               <w:t xml:space="preserve">_________________ / {{ customer_signatory_name_initials }}</w:t>
             </w:r>
-            <w:commentRangeEnd w:id="45"/>
+            <w:commentRangeEnd w:id="57"/>
             <w:r>
               <w:rPr>
                 <w:rStyle w:val="CommentReference"/>
               </w:rPr>
-              <w:commentReference w:id="45"/>
+              <w:commentReference w:id="57"/>
             </w:r>
           </w:p>
           <w:p>
@@ -3297,42 +3498,42 @@
             <w:shd w:val="clear" w:color="auto" w:fill="auto"/>
           </w:tcPr>
           <w:p>
-            <w:commentRangeStart w:id="46"/>
+            <w:commentRangeStart w:id="58"/>
             <w:r>
               <w:t xml:space="preserve">Наименование: {{ contractor_full_name }}</w:t>
             </w:r>
-            <w:commentRangeEnd w:id="46"/>
+            <w:commentRangeEnd w:id="58"/>
             <w:r>
               <w:rPr>
                 <w:rStyle w:val="CommentReference"/>
               </w:rPr>
-              <w:commentReference w:id="46"/>
+              <w:commentReference w:id="58"/>
             </w:r>
           </w:p>
           <w:p>
-            <w:commentRangeStart w:id="47"/>
+            <w:commentRangeStart w:id="59"/>
             <w:r>
               <w:t xml:space="preserve">Адрес местонахождения: {{ contractor_address }}</w:t>
             </w:r>
-            <w:commentRangeEnd w:id="47"/>
+            <w:commentRangeEnd w:id="59"/>
             <w:r>
               <w:rPr>
                 <w:rStyle w:val="CommentReference"/>
               </w:rPr>
-              <w:commentReference w:id="47"/>
+              <w:commentReference w:id="59"/>
             </w:r>
           </w:p>
           <w:p>
-            <w:commentRangeStart w:id="48"/>
+            <w:commentRangeStart w:id="60"/>
             <w:r>
               <w:t xml:space="preserve">Почтовый адрес: {{ contractor_postal_address }}</w:t>
             </w:r>
-            <w:commentRangeEnd w:id="48"/>
+            <w:commentRangeEnd w:id="60"/>
             <w:r>
               <w:rPr>
                 <w:rStyle w:val="CommentReference"/>
               </w:rPr>
-              <w:commentReference w:id="48"/>
+              <w:commentReference w:id="60"/>
             </w:r>
           </w:p>
           <w:p>
@@ -3343,16 +3544,16 @@
                 <w:highlight w:val="yellow"/>
               </w:rPr>
             </w:pPr>
-            <w:commentRangeStart w:id="49"/>
+            <w:commentRangeStart w:id="61"/>
             <w:r>
               <w:t>{%p if contractor_org_type != 'ИП' %}</w:t>
             </w:r>
-            <w:commentRangeEnd w:id="49"/>
+            <w:commentRangeEnd w:id="61"/>
             <w:r>
               <w:rPr>
                 <w:rStyle w:val="CommentReference"/>
               </w:rPr>
-              <w:commentReference w:id="49"/>
+              <w:commentReference w:id="61"/>
             </w:r>
           </w:p>
           <w:p>
@@ -3363,8 +3564,8 @@
                 <w:highlight w:val="yellow"/>
               </w:rPr>
             </w:pPr>
-            <w:commentRangeStart w:id="50"/>
-            <w:commentRangeStart w:id="51"/>
+            <w:commentRangeStart w:id="62"/>
+            <w:commentRangeStart w:id="63"/>
             <w:r>
               <w:rPr>
                 <w:i/>
@@ -3373,19 +3574,19 @@
               </w:rPr>
               <w:t xml:space="preserve">ИНН/КПП {{ contractor_inn or '__________' }}/{{ contractor_kpp or '__________' }}</w:t>
             </w:r>
-            <w:commentRangeEnd w:id="51"/>
+            <w:commentRangeEnd w:id="63"/>
             <w:r>
               <w:rPr>
                 <w:rStyle w:val="CommentReference"/>
               </w:rPr>
-              <w:commentReference w:id="51"/>
-            </w:r>
-            <w:commentRangeEnd w:id="50"/>
+              <w:commentReference w:id="63"/>
+            </w:r>
+            <w:commentRangeEnd w:id="62"/>
             <w:r>
               <w:rPr>
                 <w:rStyle w:val="CommentReference"/>
               </w:rPr>
-              <w:commentReference w:id="50"/>
+              <w:commentReference w:id="62"/>
             </w:r>
           </w:p>
           <w:p>
@@ -3395,7 +3596,7 @@
                 <w:iCs/>
               </w:rPr>
             </w:pPr>
-            <w:commentRangeStart w:id="52"/>
+            <w:commentRangeStart w:id="64"/>
             <w:r>
               <w:rPr>
                 <w:i/>
@@ -3404,12 +3605,12 @@
               </w:rPr>
               <w:t xml:space="preserve">ОГРН {{ contractor_ogrn or '__________' }}</w:t>
             </w:r>
-            <w:commentRangeEnd w:id="52"/>
+            <w:commentRangeEnd w:id="64"/>
             <w:r>
               <w:rPr>
                 <w:rStyle w:val="CommentReference"/>
               </w:rPr>
-              <w:commentReference w:id="52"/>
+              <w:commentReference w:id="64"/>
             </w:r>
           </w:p>
           <w:p>
@@ -3419,16 +3620,16 @@
                 <w:iCs/>
               </w:rPr>
             </w:pPr>
-            <w:commentRangeStart w:id="53"/>
+            <w:commentRangeStart w:id="65"/>
             <w:r>
               <w:t>{%p else %}</w:t>
             </w:r>
-            <w:commentRangeEnd w:id="53"/>
+            <w:commentRangeEnd w:id="65"/>
             <w:r>
               <w:rPr>
                 <w:rStyle w:val="CommentReference"/>
               </w:rPr>
-              <w:commentReference w:id="53"/>
+              <w:commentReference w:id="65"/>
             </w:r>
           </w:p>
           <w:p/>
@@ -3440,7 +3641,7 @@
                 <w:highlight w:val="yellow"/>
               </w:rPr>
             </w:pPr>
-            <w:commentRangeStart w:id="54"/>
+            <w:commentRangeStart w:id="66"/>
             <w:r>
               <w:rPr>
                 <w:i/>
@@ -3449,12 +3650,12 @@
               </w:rPr>
               <w:t xml:space="preserve">ИНН {{ contractor_inn or '__________' }}</w:t>
             </w:r>
-            <w:commentRangeEnd w:id="54"/>
+            <w:commentRangeEnd w:id="66"/>
             <w:r>
               <w:rPr>
                 <w:rStyle w:val="CommentReference"/>
               </w:rPr>
-              <w:commentReference w:id="54"/>
+              <w:commentReference w:id="66"/>
             </w:r>
           </w:p>
           <w:p>
@@ -3464,7 +3665,7 @@
                 <w:iCs/>
               </w:rPr>
             </w:pPr>
-            <w:commentRangeStart w:id="55"/>
+            <w:commentRangeStart w:id="67"/>
             <w:r>
               <w:rPr>
                 <w:i/>
@@ -3473,12 +3674,12 @@
               </w:rPr>
               <w:t xml:space="preserve">ОГРНИП {{ contractor_ogrnip or '__________' }}</w:t>
             </w:r>
-            <w:commentRangeEnd w:id="55"/>
+            <w:commentRangeEnd w:id="67"/>
             <w:r>
               <w:rPr>
                 <w:rStyle w:val="CommentReference"/>
               </w:rPr>
-              <w:commentReference w:id="55"/>
+              <w:commentReference w:id="67"/>
             </w:r>
           </w:p>
           <w:p>
@@ -3488,16 +3689,16 @@
                 <w:iCs/>
               </w:rPr>
             </w:pPr>
-            <w:commentRangeStart w:id="56"/>
+            <w:commentRangeStart w:id="68"/>
             <w:r>
               <w:t>{%p endif %}</w:t>
             </w:r>
-            <w:commentRangeEnd w:id="56"/>
+            <w:commentRangeEnd w:id="68"/>
             <w:r>
               <w:rPr>
                 <w:rStyle w:val="CommentReference"/>
               </w:rPr>
-              <w:commentReference w:id="56"/>
+              <w:commentReference w:id="68"/>
             </w:r>
           </w:p>
           <w:p/>
@@ -3507,82 +3708,82 @@
             </w:r>
           </w:p>
           <w:p>
-            <w:commentRangeStart w:id="57"/>
+            <w:commentRangeStart w:id="69"/>
             <w:r>
               <w:t xml:space="preserve">р/с: {{ contractor_settlement_account or '__________' }}</w:t>
             </w:r>
-            <w:commentRangeEnd w:id="57"/>
+            <w:commentRangeEnd w:id="69"/>
             <w:r>
               <w:rPr>
                 <w:rStyle w:val="CommentReference"/>
               </w:rPr>
-              <w:commentReference w:id="57"/>
+              <w:commentReference w:id="69"/>
             </w:r>
           </w:p>
           <w:p>
-            <w:commentRangeStart w:id="58"/>
+            <w:commentRangeStart w:id="70"/>
             <w:r>
               <w:t xml:space="preserve">в {{ contractor_bank_name or '__________' }}</w:t>
             </w:r>
-            <w:commentRangeEnd w:id="58"/>
+            <w:commentRangeEnd w:id="70"/>
             <w:r>
               <w:rPr>
                 <w:rStyle w:val="CommentReference"/>
               </w:rPr>
-              <w:commentReference w:id="58"/>
+              <w:commentReference w:id="70"/>
             </w:r>
           </w:p>
           <w:p>
-            <w:commentRangeStart w:id="59"/>
+            <w:commentRangeStart w:id="71"/>
             <w:r>
               <w:t xml:space="preserve">БИК: {{ contractor_bik or '__________' }}</w:t>
             </w:r>
-            <w:commentRangeEnd w:id="59"/>
+            <w:commentRangeEnd w:id="71"/>
             <w:r>
               <w:rPr>
                 <w:rStyle w:val="CommentReference"/>
               </w:rPr>
-              <w:commentReference w:id="59"/>
+              <w:commentReference w:id="71"/>
             </w:r>
           </w:p>
           <w:p>
-            <w:commentRangeStart w:id="60"/>
+            <w:commentRangeStart w:id="72"/>
             <w:r>
               <w:t xml:space="preserve">к/с: {{ contractor_correspondent_account or '__________' }}</w:t>
             </w:r>
-            <w:commentRangeEnd w:id="60"/>
+            <w:commentRangeEnd w:id="72"/>
             <w:r>
               <w:rPr>
                 <w:rStyle w:val="CommentReference"/>
               </w:rPr>
-              <w:commentReference w:id="60"/>
+              <w:commentReference w:id="72"/>
             </w:r>
           </w:p>
           <w:p/>
           <w:p>
-            <w:commentRangeStart w:id="61"/>
+            <w:commentRangeStart w:id="73"/>
             <w:r>
               <w:t xml:space="preserve">Тел.: {{ contractor_phone }}</w:t>
             </w:r>
-            <w:commentRangeEnd w:id="61"/>
+            <w:commentRangeEnd w:id="73"/>
             <w:r>
               <w:rPr>
                 <w:rStyle w:val="CommentReference"/>
               </w:rPr>
-              <w:commentReference w:id="61"/>
+              <w:commentReference w:id="73"/>
             </w:r>
           </w:p>
           <w:p>
-            <w:commentRangeStart w:id="62"/>
+            <w:commentRangeStart w:id="74"/>
             <w:r>
               <w:t xml:space="preserve">Эл.почта: {{ contractor_email }}</w:t>
             </w:r>
-            <w:commentRangeEnd w:id="62"/>
+            <w:commentRangeEnd w:id="74"/>
             <w:r>
               <w:rPr>
                 <w:rStyle w:val="CommentReference"/>
               </w:rPr>
-              <w:commentReference w:id="62"/>
+              <w:commentReference w:id="74"/>
             </w:r>
           </w:p>
           <w:p/>
@@ -3603,16 +3804,16 @@
             </w:r>
           </w:p>
           <w:p>
-            <w:commentRangeStart w:id="63"/>
+            <w:commentRangeStart w:id="75"/>
             <w:r>
               <w:t xml:space="preserve">____________________ / {{ contractor_signatory_initials }}</w:t>
             </w:r>
-            <w:commentRangeEnd w:id="63"/>
+            <w:commentRangeEnd w:id="75"/>
             <w:r>
               <w:rPr>
                 <w:rStyle w:val="CommentReference"/>
               </w:rPr>
-              <w:commentReference w:id="63"/>
+              <w:commentReference w:id="75"/>
             </w:r>
           </w:p>
           <w:p>
@@ -4015,11 +4216,59 @@
         <w:annotationRef/>
       </w:r>
       <w:r>
+        <w:t>Печатается, если в карточке субсидии заполнен текст соглашения. Пустое поле — пункта не будет</w:t>
+      </w:r>
+    </w:p>
+  </w:comment>
+  <w:comment w:id="23" w:author="Подсказка" w:initials="П" w:date="2026-01-01T00:00:00Z">
+    <w:p>
+      <w:pPr>
+        <w:pStyle w:val="CommentText"/>
+      </w:pPr>
+      <w:r>
+        <w:rPr>
+          <w:rStyle w:val="CommentReference"/>
+        </w:rPr>
+        <w:annotationRef/>
+      </w:r>
+      <w:r>
+        <w:t>Большой текст соглашения. Пример: (многострочный текст)</w:t>
+      </w:r>
+    </w:p>
+  </w:comment>
+  <w:comment w:id="24" w:author="Подсказка" w:initials="П" w:date="2026-01-01T00:00:00Z">
+    <w:p>
+      <w:pPr>
+        <w:pStyle w:val="CommentText"/>
+      </w:pPr>
+      <w:r>
+        <w:rPr>
+          <w:rStyle w:val="CommentReference"/>
+        </w:rPr>
+        <w:annotationRef/>
+      </w:r>
+      <w:r>
+        <w:t>Конец условия</w:t>
+      </w:r>
+    </w:p>
+  </w:comment>
+  <w:comment w:id="25" w:author="Подсказка" w:initials="П" w:date="2026-01-01T00:00:00Z">
+    <w:p>
+      <w:pPr>
+        <w:pStyle w:val="CommentText"/>
+      </w:pPr>
+      <w:r>
+        <w:rPr>
+          <w:rStyle w:val="CommentReference"/>
+        </w:rPr>
+        <w:annotationRef/>
+      </w:r>
+      <w:r>
         <w:t>Печатается, если договор БЕЗ НДС</w:t>
       </w:r>
     </w:p>
   </w:comment>
-  <w:comment w:id="23" w:author="Подсказка" w:initials="П" w:date="2026-01-01T00:00:00Z">
+  <w:comment w:id="26" w:author="Подсказка" w:initials="П" w:date="2026-01-01T00:00:00Z">
     <w:p>
       <w:pPr>
         <w:pStyle w:val="CommentText"/>
@@ -4035,7 +4284,7 @@
       </w:r>
     </w:p>
   </w:comment>
-  <w:comment w:id="24" w:author="Подсказка" w:initials="П" w:date="2026-01-01T00:00:00Z">
+  <w:comment w:id="27" w:author="Подсказка" w:initials="П" w:date="2026-01-01T00:00:00Z">
     <w:p>
       <w:pPr>
         <w:pStyle w:val="CommentText"/>
@@ -4051,7 +4300,7 @@
       </w:r>
     </w:p>
   </w:comment>
-  <w:comment w:id="25" w:author="Подсказка" w:initials="П" w:date="2026-01-01T00:00:00Z">
+  <w:comment w:id="28" w:author="Подсказка" w:initials="П" w:date="2026-01-01T00:00:00Z">
     <w:p>
       <w:pPr>
         <w:pStyle w:val="CommentText"/>
@@ -4067,7 +4316,7 @@
       </w:r>
     </w:p>
   </w:comment>
-  <w:comment w:id="26" w:author="Подсказка" w:initials="П" w:date="2026-01-01T00:00:00Z">
+  <w:comment w:id="29" w:author="Подсказка" w:initials="П" w:date="2026-01-01T00:00:00Z">
     <w:p>
       <w:pPr>
         <w:pStyle w:val="CommentText"/>
@@ -4083,7 +4332,7 @@
       </w:r>
     </w:p>
   </w:comment>
-  <w:comment w:id="27" w:author="Подсказка" w:initials="П" w:date="2026-01-01T00:00:00Z">
+  <w:comment w:id="30" w:author="Подсказка" w:initials="П" w:date="2026-01-01T00:00:00Z">
     <w:p>
       <w:pPr>
         <w:pStyle w:val="CommentText"/>
@@ -4099,7 +4348,7 @@
       </w:r>
     </w:p>
   </w:comment>
-  <w:comment w:id="28" w:author="Подсказка" w:initials="П" w:date="2026-01-01T00:00:00Z">
+  <w:comment w:id="31" w:author="Подсказка" w:initials="П" w:date="2026-01-01T00:00:00Z">
     <w:p>
       <w:pPr>
         <w:pStyle w:val="CommentText"/>
@@ -4115,7 +4364,7 @@
       </w:r>
     </w:p>
   </w:comment>
-  <w:comment w:id="29" w:author="Подсказка" w:initials="П" w:date="2026-01-01T00:00:00Z">
+  <w:comment w:id="32" w:author="Подсказка" w:initials="П" w:date="2026-01-01T00:00:00Z">
     <w:p>
       <w:pPr>
         <w:pStyle w:val="CommentText"/>
@@ -4131,7 +4380,7 @@
       </w:r>
     </w:p>
   </w:comment>
-  <w:comment w:id="30" w:author="Подсказка" w:initials="П" w:date="2026-01-01T00:00:00Z">
+  <w:comment w:id="33" w:author="Подсказка" w:initials="П" w:date="2026-01-01T00:00:00Z">
     <w:p>
       <w:pPr>
         <w:pStyle w:val="CommentText"/>
@@ -4147,7 +4396,7 @@
       </w:r>
     </w:p>
   </w:comment>
-  <w:comment w:id="31" w:author="Подсказка" w:initials="П" w:date="2026-01-01T00:00:00Z">
+  <w:comment w:id="34" w:author="Подсказка" w:initials="П" w:date="2026-01-01T00:00:00Z">
     <w:p>
       <w:pPr>
         <w:pStyle w:val="CommentText"/>
@@ -4163,7 +4412,151 @@
       </w:r>
     </w:p>
   </w:comment>
-  <w:comment w:id="32" w:author="Подсказка" w:initials="П" w:date="2026-01-01T00:00:00Z">
+  <w:comment w:id="35" w:author="Подсказка" w:initials="П" w:date="2026-01-01T00:00:00Z">
+    <w:p>
+      <w:pPr>
+        <w:pStyle w:val="CommentText"/>
+      </w:pPr>
+      <w:r>
+        <w:rPr>
+          <w:rStyle w:val="CommentReference"/>
+        </w:rPr>
+        <w:annotationRef/>
+      </w:r>
+      <w:r>
+        <w:t>Печатается, если в карточке субсидии заполнен дополнительный пункт №1. Пустое поле — пункта не будет</w:t>
+      </w:r>
+    </w:p>
+  </w:comment>
+  <w:comment w:id="36" w:author="Подсказка" w:initials="П" w:date="2026-01-01T00:00:00Z">
+    <w:p>
+      <w:pPr>
+        <w:pStyle w:val="CommentText"/>
+      </w:pPr>
+      <w:r>
+        <w:rPr>
+          <w:rStyle w:val="CommentReference"/>
+        </w:rPr>
+        <w:annotationRef/>
+      </w:r>
+      <w:r>
+        <w:t>Дополнительный пункт договора №1 из карточки субсидии. Пустое поле — пункта в договоре нет. Пример: Исполнитель обязуется вести раздельный учёт средств, полученных по Договору.</w:t>
+      </w:r>
+    </w:p>
+  </w:comment>
+  <w:comment w:id="37" w:author="Подсказка" w:initials="П" w:date="2026-01-01T00:00:00Z">
+    <w:p>
+      <w:pPr>
+        <w:pStyle w:val="CommentText"/>
+      </w:pPr>
+      <w:r>
+        <w:rPr>
+          <w:rStyle w:val="CommentReference"/>
+        </w:rPr>
+        <w:annotationRef/>
+      </w:r>
+      <w:r>
+        <w:t>Конец условия</w:t>
+      </w:r>
+    </w:p>
+  </w:comment>
+  <w:comment w:id="38" w:author="Подсказка" w:initials="П" w:date="2026-01-01T00:00:00Z">
+    <w:p>
+      <w:pPr>
+        <w:pStyle w:val="CommentText"/>
+      </w:pPr>
+      <w:r>
+        <w:rPr>
+          <w:rStyle w:val="CommentReference"/>
+        </w:rPr>
+        <w:annotationRef/>
+      </w:r>
+      <w:r>
+        <w:t>Печатается, если в карточке субсидии заполнен дополнительный пункт №2. Пустое поле — пункта не будет</w:t>
+      </w:r>
+    </w:p>
+  </w:comment>
+  <w:comment w:id="39" w:author="Подсказка" w:initials="П" w:date="2026-01-01T00:00:00Z">
+    <w:p>
+      <w:pPr>
+        <w:pStyle w:val="CommentText"/>
+      </w:pPr>
+      <w:r>
+        <w:rPr>
+          <w:rStyle w:val="CommentReference"/>
+        </w:rPr>
+        <w:annotationRef/>
+      </w:r>
+      <w:r>
+        <w:t>Печатается, если в карточке субсидии заполнен дополнительный пункт №1. Пустое поле — пункта не будет</w:t>
+      </w:r>
+    </w:p>
+  </w:comment>
+  <w:comment w:id="40" w:author="Подсказка" w:initials="П" w:date="2026-01-01T00:00:00Z">
+    <w:p>
+      <w:pPr>
+        <w:pStyle w:val="CommentText"/>
+      </w:pPr>
+      <w:r>
+        <w:rPr>
+          <w:rStyle w:val="CommentReference"/>
+        </w:rPr>
+        <w:annotationRef/>
+      </w:r>
+      <w:r>
+        <w:t>Иначе — противоположный случай к условию выше</w:t>
+      </w:r>
+    </w:p>
+  </w:comment>
+  <w:comment w:id="41" w:author="Подсказка" w:initials="П" w:date="2026-01-01T00:00:00Z">
+    <w:p>
+      <w:pPr>
+        <w:pStyle w:val="CommentText"/>
+      </w:pPr>
+      <w:r>
+        <w:rPr>
+          <w:rStyle w:val="CommentReference"/>
+        </w:rPr>
+        <w:annotationRef/>
+      </w:r>
+      <w:r>
+        <w:t>Конец условия</w:t>
+      </w:r>
+    </w:p>
+  </w:comment>
+  <w:comment w:id="42" w:author="Подсказка" w:initials="П" w:date="2026-01-01T00:00:00Z">
+    <w:p>
+      <w:pPr>
+        <w:pStyle w:val="CommentText"/>
+      </w:pPr>
+      <w:r>
+        <w:rPr>
+          <w:rStyle w:val="CommentReference"/>
+        </w:rPr>
+        <w:annotationRef/>
+      </w:r>
+      <w:r>
+        <w:t>Дополнительный пункт договора №2 из карточки субсидии. Пустое поле — пункта в договоре нет. Пример: Стороны соглашаются на осуществление проверок соблюдения условий предоставления субсидии.</w:t>
+      </w:r>
+    </w:p>
+  </w:comment>
+  <w:comment w:id="43" w:author="Подсказка" w:initials="П" w:date="2026-01-01T00:00:00Z">
+    <w:p>
+      <w:pPr>
+        <w:pStyle w:val="CommentText"/>
+      </w:pPr>
+      <w:r>
+        <w:rPr>
+          <w:rStyle w:val="CommentReference"/>
+        </w:rPr>
+        <w:annotationRef/>
+      </w:r>
+      <w:r>
+        <w:t>Конец условия</w:t>
+      </w:r>
+    </w:p>
+  </w:comment>
+  <w:comment w:id="44" w:author="Подсказка" w:initials="П" w:date="2026-01-01T00:00:00Z">
     <w:p>
       <w:pPr>
         <w:pStyle w:val="CommentText"/>
@@ -4179,7 +4572,7 @@
       </w:r>
     </w:p>
   </w:comment>
-  <w:comment w:id="33" w:author="Подсказка" w:initials="П" w:date="2026-01-01T00:00:00Z">
+  <w:comment w:id="45" w:author="Подсказка" w:initials="П" w:date="2026-01-01T00:00:00Z">
     <w:p>
       <w:pPr>
         <w:pStyle w:val="CommentText"/>
@@ -4195,7 +4588,7 @@
       </w:r>
     </w:p>
   </w:comment>
-  <w:comment w:id="34" w:author="Подсказка" w:initials="П" w:date="2026-01-01T00:00:00Z">
+  <w:comment w:id="46" w:author="Подсказка" w:initials="П" w:date="2026-01-01T00:00:00Z">
     <w:p>
       <w:pPr>
         <w:pStyle w:val="CommentText"/>
@@ -4211,7 +4604,7 @@
       </w:r>
     </w:p>
   </w:comment>
-  <w:comment w:id="35" w:author="Подсказка" w:initials="П" w:date="2026-01-01T00:00:00Z">
+  <w:comment w:id="47" w:author="Подсказка" w:initials="П" w:date="2026-01-01T00:00:00Z">
     <w:p>
       <w:pPr>
         <w:pStyle w:val="CommentText"/>
@@ -4227,7 +4620,7 @@
       </w:r>
     </w:p>
   </w:comment>
-  <w:comment w:id="36" w:author="Подсказка" w:initials="П" w:date="2026-01-01T00:00:00Z">
+  <w:comment w:id="48" w:author="Подсказка" w:initials="П" w:date="2026-01-01T00:00:00Z">
     <w:p>
       <w:pPr>
         <w:pStyle w:val="CommentText"/>
@@ -4243,7 +4636,7 @@
       </w:r>
     </w:p>
   </w:comment>
-  <w:comment w:id="37" w:author="Подсказка" w:initials="П" w:date="2026-01-01T00:00:00Z">
+  <w:comment w:id="49" w:author="Подсказка" w:initials="П" w:date="2026-01-01T00:00:00Z">
     <w:p>
       <w:pPr>
         <w:pStyle w:val="CommentText"/>
@@ -4259,7 +4652,7 @@
       </w:r>
     </w:p>
   </w:comment>
-  <w:comment w:id="38" w:author="Подсказка" w:initials="П" w:date="2026-01-01T00:00:00Z">
+  <w:comment w:id="50" w:author="Подсказка" w:initials="П" w:date="2026-01-01T00:00:00Z">
     <w:p>
       <w:pPr>
         <w:pStyle w:val="CommentText"/>
@@ -4275,7 +4668,7 @@
       </w:r>
     </w:p>
   </w:comment>
-  <w:comment w:id="39" w:author="Подсказка" w:initials="П" w:date="2026-01-01T00:00:00Z">
+  <w:comment w:id="51" w:author="Подсказка" w:initials="П" w:date="2026-01-01T00:00:00Z">
     <w:p>
       <w:pPr>
         <w:pStyle w:val="CommentText"/>
@@ -4291,7 +4684,7 @@
       </w:r>
     </w:p>
   </w:comment>
-  <w:comment w:id="40" w:author="Подсказка" w:initials="П" w:date="2026-01-01T00:00:00Z">
+  <w:comment w:id="52" w:author="Подсказка" w:initials="П" w:date="2026-01-01T00:00:00Z">
     <w:p>
       <w:pPr>
         <w:pStyle w:val="CommentText"/>
@@ -4307,7 +4700,7 @@
       </w:r>
     </w:p>
   </w:comment>
-  <w:comment w:id="41" w:author="Подсказка" w:initials="П" w:date="2026-01-01T00:00:00Z">
+  <w:comment w:id="53" w:author="Подсказка" w:initials="П" w:date="2026-01-01T00:00:00Z">
     <w:p>
       <w:pPr>
         <w:pStyle w:val="CommentText"/>
@@ -4323,7 +4716,7 @@
       </w:r>
     </w:p>
   </w:comment>
-  <w:comment w:id="42" w:author="Подсказка" w:initials="П" w:date="2026-01-01T00:00:00Z">
+  <w:comment w:id="54" w:author="Подсказка" w:initials="П" w:date="2026-01-01T00:00:00Z">
     <w:p>
       <w:pPr>
         <w:pStyle w:val="CommentText"/>
@@ -4339,7 +4732,7 @@
       </w:r>
     </w:p>
   </w:comment>
-  <w:comment w:id="43" w:author="Подсказка" w:initials="П" w:date="2026-01-01T00:00:00Z">
+  <w:comment w:id="55" w:author="Подсказка" w:initials="П" w:date="2026-01-01T00:00:00Z">
     <w:p>
       <w:pPr>
         <w:pStyle w:val="CommentText"/>
@@ -4355,7 +4748,7 @@
       </w:r>
     </w:p>
   </w:comment>
-  <w:comment w:id="44" w:author="Подсказка" w:initials="П" w:date="2026-01-01T00:00:00Z">
+  <w:comment w:id="56" w:author="Подсказка" w:initials="П" w:date="2026-01-01T00:00:00Z">
     <w:p>
       <w:pPr>
         <w:pStyle w:val="CommentText"/>
@@ -4371,7 +4764,7 @@
       </w:r>
     </w:p>
   </w:comment>
-  <w:comment w:id="45" w:author="Подсказка" w:initials="П" w:date="2026-01-01T00:00:00Z">
+  <w:comment w:id="57" w:author="Подсказка" w:initials="П" w:date="2026-01-01T00:00:00Z">
     <w:p>
       <w:pPr>
         <w:pStyle w:val="CommentText"/>
@@ -4387,7 +4780,7 @@
       </w:r>
     </w:p>
   </w:comment>
-  <w:comment w:id="46" w:author="Подсказка" w:initials="П" w:date="2026-01-01T00:00:00Z">
+  <w:comment w:id="58" w:author="Подсказка" w:initials="П" w:date="2026-01-01T00:00:00Z">
     <w:p>
       <w:pPr>
         <w:pStyle w:val="CommentText"/>
@@ -4403,7 +4796,7 @@
       </w:r>
     </w:p>
   </w:comment>
-  <w:comment w:id="47" w:author="Подсказка" w:initials="П" w:date="2026-01-01T00:00:00Z">
+  <w:comment w:id="59" w:author="Подсказка" w:initials="П" w:date="2026-01-01T00:00:00Z">
     <w:p>
       <w:pPr>
         <w:pStyle w:val="CommentText"/>
@@ -4419,7 +4812,7 @@
       </w:r>
     </w:p>
   </w:comment>
-  <w:comment w:id="48" w:author="Подсказка" w:initials="П" w:date="2026-01-01T00:00:00Z">
+  <w:comment w:id="60" w:author="Подсказка" w:initials="П" w:date="2026-01-01T00:00:00Z">
     <w:p>
       <w:pPr>
         <w:pStyle w:val="CommentText"/>
@@ -4435,7 +4828,7 @@
       </w:r>
     </w:p>
   </w:comment>
-  <w:comment w:id="49" w:author="Подсказка" w:initials="П" w:date="2026-01-01T00:00:00Z">
+  <w:comment w:id="61" w:author="Подсказка" w:initials="П" w:date="2026-01-01T00:00:00Z">
     <w:p>
       <w:pPr>
         <w:pStyle w:val="CommentText"/>
@@ -4451,7 +4844,7 @@
       </w:r>
     </w:p>
   </w:comment>
-  <w:comment w:id="50" w:author="Подсказка" w:initials="П" w:date="2026-01-01T00:00:00Z">
+  <w:comment w:id="62" w:author="Подсказка" w:initials="П" w:date="2026-01-01T00:00:00Z">
     <w:p>
       <w:pPr>
         <w:pStyle w:val="CommentText"/>
@@ -4467,7 +4860,7 @@
       </w:r>
     </w:p>
   </w:comment>
-  <w:comment w:id="51" w:author="Подсказка" w:initials="П" w:date="2026-01-01T00:00:00Z">
+  <w:comment w:id="63" w:author="Подсказка" w:initials="П" w:date="2026-01-01T00:00:00Z">
     <w:p>
       <w:pPr>
         <w:pStyle w:val="CommentText"/>
@@ -4483,7 +4876,7 @@
       </w:r>
     </w:p>
   </w:comment>
-  <w:comment w:id="52" w:author="Подсказка" w:initials="П" w:date="2026-01-01T00:00:00Z">
+  <w:comment w:id="64" w:author="Подсказка" w:initials="П" w:date="2026-01-01T00:00:00Z">
     <w:p>
       <w:pPr>
         <w:pStyle w:val="CommentText"/>
@@ -4499,7 +4892,7 @@
       </w:r>
     </w:p>
   </w:comment>
-  <w:comment w:id="53" w:author="Подсказка" w:initials="П" w:date="2026-01-01T00:00:00Z">
+  <w:comment w:id="65" w:author="Подсказка" w:initials="П" w:date="2026-01-01T00:00:00Z">
     <w:p>
       <w:pPr>
         <w:pStyle w:val="CommentText"/>
@@ -4515,7 +4908,7 @@
       </w:r>
     </w:p>
   </w:comment>
-  <w:comment w:id="54" w:author="Подсказка" w:initials="П" w:date="2026-01-01T00:00:00Z">
+  <w:comment w:id="66" w:author="Подсказка" w:initials="П" w:date="2026-01-01T00:00:00Z">
     <w:p>
       <w:pPr>
         <w:pStyle w:val="CommentText"/>
@@ -4531,7 +4924,7 @@
       </w:r>
     </w:p>
   </w:comment>
-  <w:comment w:id="55" w:author="Подсказка" w:initials="П" w:date="2026-01-01T00:00:00Z">
+  <w:comment w:id="67" w:author="Подсказка" w:initials="П" w:date="2026-01-01T00:00:00Z">
     <w:p>
       <w:pPr>
         <w:pStyle w:val="CommentText"/>
@@ -4547,7 +4940,7 @@
       </w:r>
     </w:p>
   </w:comment>
-  <w:comment w:id="56" w:author="Подсказка" w:initials="П" w:date="2026-01-01T00:00:00Z">
+  <w:comment w:id="68" w:author="Подсказка" w:initials="П" w:date="2026-01-01T00:00:00Z">
     <w:p>
       <w:pPr>
         <w:pStyle w:val="CommentText"/>
@@ -4563,7 +4956,7 @@
       </w:r>
     </w:p>
   </w:comment>
-  <w:comment w:id="57" w:author="Подсказка" w:initials="П" w:date="2026-01-01T00:00:00Z">
+  <w:comment w:id="69" w:author="Подсказка" w:initials="П" w:date="2026-01-01T00:00:00Z">
     <w:p>
       <w:pPr>
         <w:pStyle w:val="CommentText"/>
@@ -4579,7 +4972,7 @@
       </w:r>
     </w:p>
   </w:comment>
-  <w:comment w:id="58" w:author="Подсказка" w:initials="П" w:date="2026-01-01T00:00:00Z">
+  <w:comment w:id="70" w:author="Подсказка" w:initials="П" w:date="2026-01-01T00:00:00Z">
     <w:p>
       <w:pPr>
         <w:pStyle w:val="CommentText"/>
@@ -4595,7 +4988,7 @@
       </w:r>
     </w:p>
   </w:comment>
-  <w:comment w:id="59" w:author="Подсказка" w:initials="П" w:date="2026-01-01T00:00:00Z">
+  <w:comment w:id="71" w:author="Подсказка" w:initials="П" w:date="2026-01-01T00:00:00Z">
     <w:p>
       <w:pPr>
         <w:pStyle w:val="CommentText"/>
@@ -4611,7 +5004,7 @@
       </w:r>
     </w:p>
   </w:comment>
-  <w:comment w:id="60" w:author="Подсказка" w:initials="П" w:date="2026-01-01T00:00:00Z">
+  <w:comment w:id="72" w:author="Подсказка" w:initials="П" w:date="2026-01-01T00:00:00Z">
     <w:p>
       <w:pPr>
         <w:pStyle w:val="CommentText"/>
@@ -4627,7 +5020,7 @@
       </w:r>
     </w:p>
   </w:comment>
-  <w:comment w:id="61" w:author="Подсказка" w:initials="П" w:date="2026-01-01T00:00:00Z">
+  <w:comment w:id="73" w:author="Подсказка" w:initials="П" w:date="2026-01-01T00:00:00Z">
     <w:p>
       <w:pPr>
         <w:pStyle w:val="CommentText"/>
@@ -4643,7 +5036,7 @@
       </w:r>
     </w:p>
   </w:comment>
-  <w:comment w:id="62" w:author="Подсказка" w:initials="П" w:date="2026-01-01T00:00:00Z">
+  <w:comment w:id="74" w:author="Подсказка" w:initials="П" w:date="2026-01-01T00:00:00Z">
     <w:p>
       <w:pPr>
         <w:pStyle w:val="CommentText"/>
@@ -4659,7 +5052,7 @@
       </w:r>
     </w:p>
   </w:comment>
-  <w:comment w:id="63" w:author="Подсказка" w:initials="П" w:date="2026-01-01T00:00:00Z">
+  <w:comment w:id="75" w:author="Подсказка" w:initials="П" w:date="2026-01-01T00:00:00Z">
     <w:p>
       <w:pPr>
         <w:pStyle w:val="CommentText"/>

--- a/backend/templates/contract_repair_vehicle.docx
+++ b/backend/templates/contract_repair_vehicle.docx
@@ -1812,6 +1812,156 @@
           <w:sz w:val="20"/>
         </w:rPr>
         <w:t xml:space="preserve">на субподрядчиков (привлеченных Подрядчиком Исполнителем)), вплоть до последнего уровня.</w:t>
+      </w:r>
+    </w:p>
+    <w:p>
+      <w:pPr>
+        <w:pStyle w:val="aa"/>
+        <w:ind w:firstLine="708"/>
+        <w:rPr>
+          <w:sz w:val="20"/>
+        </w:rPr>
+      </w:pPr>
+      <w:commentRangeStart w:id="32"/>
+      <w:r>
+        <w:t>{%p if subsidy_extra_clause_1 %}</w:t>
+      </w:r>
+      <w:commentRangeEnd w:id="32"/>
+      <w:r>
+        <w:rPr>
+          <w:rStyle w:val="CommentReference"/>
+        </w:rPr>
+        <w:commentReference w:id="32"/>
+      </w:r>
+    </w:p>
+    <w:p>
+      <w:pPr>
+        <w:pStyle w:val="aa"/>
+        <w:ind w:firstLine="708"/>
+        <w:rPr>
+          <w:sz w:val="20"/>
+        </w:rPr>
+      </w:pPr>
+      <w:commentRangeStart w:id="33"/>
+      <w:r>
+        <w:rPr>
+          <w:sz w:val="20"/>
+        </w:rPr>
+        <w:t xml:space="preserve">4.10. {{subsidy_extra_clause_1}}</w:t>
+      </w:r>
+      <w:commentRangeEnd w:id="33"/>
+      <w:r>
+        <w:rPr>
+          <w:rStyle w:val="CommentReference"/>
+        </w:rPr>
+        <w:commentReference w:id="33"/>
+      </w:r>
+    </w:p>
+    <w:p>
+      <w:pPr>
+        <w:pStyle w:val="aa"/>
+        <w:ind w:firstLine="708"/>
+        <w:rPr>
+          <w:sz w:val="20"/>
+        </w:rPr>
+      </w:pPr>
+      <w:commentRangeStart w:id="34"/>
+      <w:r>
+        <w:t>{%p endif %}</w:t>
+      </w:r>
+      <w:commentRangeEnd w:id="34"/>
+      <w:r>
+        <w:rPr>
+          <w:rStyle w:val="CommentReference"/>
+        </w:rPr>
+        <w:commentReference w:id="34"/>
+      </w:r>
+    </w:p>
+    <w:p>
+      <w:pPr>
+        <w:pStyle w:val="aa"/>
+        <w:ind w:firstLine="708"/>
+        <w:rPr>
+          <w:sz w:val="20"/>
+        </w:rPr>
+      </w:pPr>
+      <w:commentRangeStart w:id="35"/>
+      <w:r>
+        <w:t>{%p if subsidy_extra_clause_2 %}</w:t>
+      </w:r>
+      <w:commentRangeEnd w:id="35"/>
+      <w:r>
+        <w:rPr>
+          <w:rStyle w:val="CommentReference"/>
+        </w:rPr>
+        <w:commentReference w:id="35"/>
+      </w:r>
+    </w:p>
+    <w:p>
+      <w:pPr>
+        <w:pStyle w:val="aa"/>
+        <w:ind w:firstLine="708"/>
+        <w:rPr>
+          <w:sz w:val="20"/>
+        </w:rPr>
+      </w:pPr>
+      <w:commentRangeStart w:id="36"/>
+      <w:commentRangeStart w:id="37"/>
+      <w:commentRangeStart w:id="38"/>
+      <w:commentRangeStart w:id="39"/>
+      <w:r>
+        <w:rPr>
+          <w:sz w:val="20"/>
+        </w:rPr>
+        <w:t xml:space="preserve">{% if subsidy_extra_clause_1 %}4.11{% else %}4.10{% endif %}. {{subsidy_extra_clause_2}}</w:t>
+      </w:r>
+      <w:commentRangeEnd w:id="39"/>
+      <w:r>
+        <w:rPr>
+          <w:rStyle w:val="CommentReference"/>
+        </w:rPr>
+        <w:commentReference w:id="39"/>
+      </w:r>
+      <w:commentRangeEnd w:id="38"/>
+      <w:r>
+        <w:rPr>
+          <w:rStyle w:val="CommentReference"/>
+        </w:rPr>
+        <w:commentReference w:id="38"/>
+      </w:r>
+      <w:commentRangeEnd w:id="37"/>
+      <w:r>
+        <w:rPr>
+          <w:rStyle w:val="CommentReference"/>
+        </w:rPr>
+        <w:commentReference w:id="37"/>
+      </w:r>
+      <w:commentRangeEnd w:id="36"/>
+      <w:r>
+        <w:rPr>
+          <w:rStyle w:val="CommentReference"/>
+        </w:rPr>
+        <w:commentReference w:id="36"/>
+      </w:r>
+    </w:p>
+    <w:p>
+      <w:pPr>
+        <w:pStyle w:val="aa"/>
+        <w:ind w:firstLine="708"/>
+        <w:rPr>
+          <w:sz w:val="20"/>
+        </w:rPr>
+      </w:pPr>
+      <w:commentRangeStart w:id="40"/>
+      <w:r>
+        <w:t>{%p endif %}</w:t>
+      </w:r>
+      <w:commentRangeEnd w:id="40"/>
+      <w:r>
+        <w:rPr>
+          <w:rStyle w:val="CommentReference"/>
+        </w:rPr>
+        <w:commentReference w:id="40"/>
       </w:r>
     </w:p>
     <w:p>
@@ -2375,32 +2525,32 @@
         <w:ind w:firstLine="709"/>
         <w:jc w:val="both"/>
       </w:pPr>
-      <w:commentRangeStart w:id="32"/>
-      <w:commentRangeStart w:id="33"/>
-      <w:commentRangeStart w:id="34"/>
+      <w:commentRangeStart w:id="41"/>
+      <w:commentRangeStart w:id="42"/>
+      <w:commentRangeStart w:id="43"/>
       <w:r>
         <w:t xml:space="preserve">8.1. Настоящий Договор вступает в силу с момента его подписания и действует до полного исполнения Сторонами своих обязательств{%- if contract_end_date %}, но не позднее {{ contract_end_date }} г.{%- endif %}</w:t>
       </w:r>
-      <w:commentRangeEnd w:id="34"/>
-      <w:r>
-        <w:rPr>
-          <w:rStyle w:val="CommentReference"/>
-        </w:rPr>
-        <w:commentReference w:id="34"/>
-      </w:r>
-      <w:commentRangeEnd w:id="33"/>
-      <w:r>
-        <w:rPr>
-          <w:rStyle w:val="CommentReference"/>
-        </w:rPr>
-        <w:commentReference w:id="33"/>
-      </w:r>
-      <w:commentRangeEnd w:id="32"/>
-      <w:r>
-        <w:rPr>
-          <w:rStyle w:val="CommentReference"/>
-        </w:rPr>
-        <w:commentReference w:id="32"/>
+      <w:commentRangeEnd w:id="43"/>
+      <w:r>
+        <w:rPr>
+          <w:rStyle w:val="CommentReference"/>
+        </w:rPr>
+        <w:commentReference w:id="43"/>
+      </w:r>
+      <w:commentRangeEnd w:id="42"/>
+      <w:r>
+        <w:rPr>
+          <w:rStyle w:val="CommentReference"/>
+        </w:rPr>
+        <w:commentReference w:id="42"/>
+      </w:r>
+      <w:commentRangeEnd w:id="41"/>
+      <w:r>
+        <w:rPr>
+          <w:rStyle w:val="CommentReference"/>
+        </w:rPr>
+        <w:commentReference w:id="41"/>
       </w:r>
     </w:p>
     <w:p>
@@ -2863,156 +3013,6 @@
           <w:sz w:val="20"/>
         </w:rPr>
         <w:t>по одному для каждой из Сторон.</w:t>
-      </w:r>
-    </w:p>
-    <w:p>
-      <w:pPr>
-        <w:pStyle w:val="31"/>
-        <w:ind w:firstLine="709"/>
-        <w:rPr>
-          <w:sz w:val="20"/>
-        </w:rPr>
-      </w:pPr>
-      <w:commentRangeStart w:id="35"/>
-      <w:r>
-        <w:t>{%p if subsidy_extra_clause_1 %}</w:t>
-      </w:r>
-      <w:commentRangeEnd w:id="35"/>
-      <w:r>
-        <w:rPr>
-          <w:rStyle w:val="CommentReference"/>
-        </w:rPr>
-        <w:commentReference w:id="35"/>
-      </w:r>
-    </w:p>
-    <w:p>
-      <w:pPr>
-        <w:pStyle w:val="31"/>
-        <w:ind w:firstLine="709"/>
-        <w:rPr>
-          <w:sz w:val="20"/>
-        </w:rPr>
-      </w:pPr>
-      <w:commentRangeStart w:id="36"/>
-      <w:r>
-        <w:rPr>
-          <w:sz w:val="20"/>
-        </w:rPr>
-        <w:t xml:space="preserve">10.16. {{subsidy_extra_clause_1}}</w:t>
-      </w:r>
-      <w:commentRangeEnd w:id="36"/>
-      <w:r>
-        <w:rPr>
-          <w:rStyle w:val="CommentReference"/>
-        </w:rPr>
-        <w:commentReference w:id="36"/>
-      </w:r>
-    </w:p>
-    <w:p>
-      <w:pPr>
-        <w:pStyle w:val="31"/>
-        <w:ind w:firstLine="709"/>
-        <w:rPr>
-          <w:sz w:val="20"/>
-        </w:rPr>
-      </w:pPr>
-      <w:commentRangeStart w:id="37"/>
-      <w:r>
-        <w:t>{%p endif %}</w:t>
-      </w:r>
-      <w:commentRangeEnd w:id="37"/>
-      <w:r>
-        <w:rPr>
-          <w:rStyle w:val="CommentReference"/>
-        </w:rPr>
-        <w:commentReference w:id="37"/>
-      </w:r>
-    </w:p>
-    <w:p>
-      <w:pPr>
-        <w:pStyle w:val="31"/>
-        <w:ind w:firstLine="709"/>
-        <w:rPr>
-          <w:sz w:val="20"/>
-        </w:rPr>
-      </w:pPr>
-      <w:commentRangeStart w:id="38"/>
-      <w:r>
-        <w:t>{%p if subsidy_extra_clause_2 %}</w:t>
-      </w:r>
-      <w:commentRangeEnd w:id="38"/>
-      <w:r>
-        <w:rPr>
-          <w:rStyle w:val="CommentReference"/>
-        </w:rPr>
-        <w:commentReference w:id="38"/>
-      </w:r>
-    </w:p>
-    <w:p>
-      <w:pPr>
-        <w:pStyle w:val="31"/>
-        <w:ind w:firstLine="709"/>
-        <w:rPr>
-          <w:sz w:val="20"/>
-        </w:rPr>
-      </w:pPr>
-      <w:commentRangeStart w:id="39"/>
-      <w:commentRangeStart w:id="40"/>
-      <w:commentRangeStart w:id="41"/>
-      <w:commentRangeStart w:id="42"/>
-      <w:r>
-        <w:rPr>
-          <w:sz w:val="20"/>
-        </w:rPr>
-        <w:t xml:space="preserve">{% if subsidy_extra_clause_1 %}10.17{% else %}10.16{% endif %}. {{subsidy_extra_clause_2}}</w:t>
-      </w:r>
-      <w:commentRangeEnd w:id="42"/>
-      <w:r>
-        <w:rPr>
-          <w:rStyle w:val="CommentReference"/>
-        </w:rPr>
-        <w:commentReference w:id="42"/>
-      </w:r>
-      <w:commentRangeEnd w:id="41"/>
-      <w:r>
-        <w:rPr>
-          <w:rStyle w:val="CommentReference"/>
-        </w:rPr>
-        <w:commentReference w:id="41"/>
-      </w:r>
-      <w:commentRangeEnd w:id="40"/>
-      <w:r>
-        <w:rPr>
-          <w:rStyle w:val="CommentReference"/>
-        </w:rPr>
-        <w:commentReference w:id="40"/>
-      </w:r>
-      <w:commentRangeEnd w:id="39"/>
-      <w:r>
-        <w:rPr>
-          <w:rStyle w:val="CommentReference"/>
-        </w:rPr>
-        <w:commentReference w:id="39"/>
-      </w:r>
-    </w:p>
-    <w:p>
-      <w:pPr>
-        <w:pStyle w:val="31"/>
-        <w:ind w:firstLine="709"/>
-        <w:rPr>
-          <w:sz w:val="20"/>
-        </w:rPr>
-      </w:pPr>
-      <w:commentRangeStart w:id="43"/>
-      <w:r>
-        <w:t>{%p endif %}</w:t>
-      </w:r>
-      <w:commentRangeEnd w:id="43"/>
-      <w:r>
-        <w:rPr>
-          <w:rStyle w:val="CommentReference"/>
-        </w:rPr>
-        <w:commentReference w:id="43"/>
       </w:r>
     </w:p>
     <w:p>
@@ -4232,7 +4232,7 @@
         <w:annotationRef/>
       </w:r>
       <w:r>
-        <w:t>Большой текст соглашения. Пример: (многострочный текст)</w:t>
+        <w:t>Текст соглашения о предоставлении субсидии — из карточки субсидии (поле «Текст соглашения»). Печатается последним пунктом раздела «Предмет договора» (1.4.). Если поле пустое — пункт не печатается совсем (абзац, включая номер, в документе отсутствует).</w:t>
       </w:r>
     </w:p>
   </w:comment>
@@ -4376,11 +4376,155 @@
         <w:annotationRef/>
       </w:r>
       <w:r>
+        <w:t>Печатается, если в карточке субсидии заполнен дополнительный пункт №1. Пустое поле — пункта не будет</w:t>
+      </w:r>
+    </w:p>
+  </w:comment>
+  <w:comment w:id="33" w:author="Подсказка" w:initials="П" w:date="2026-01-01T00:00:00Z">
+    <w:p>
+      <w:pPr>
+        <w:pStyle w:val="CommentText"/>
+      </w:pPr>
+      <w:r>
+        <w:rPr>
+          <w:rStyle w:val="CommentReference"/>
+        </w:rPr>
+        <w:annotationRef/>
+      </w:r>
+      <w:r>
+        <w:t>Пункт из карточки субсидии («Дополнительный пункт договора №1»). Если в карточке пусто — пункта в договоре нет. Перенести в другой раздел: выделите три строки — {%p if subsidy_extra_clause_1 %}, сам пункт и {%p endif %} — вырежьте и вставьте в КОНЕЦ нужного раздела, затем замените номер «4.10» на следующий после последнего пункта этого раздела. Для пункта №2 номер записан двумя числами: {% if subsidy_extra_clause_1 %}4.11{% else %}4.10{% endif %} — первое число на 2 больше последнего пункта раздела, второе на 1 больше. Строки с {%p ... %} не удалять и не разрывать. Вставлять лучше в конец раздела: если вставить в середину, номера следующих пунктов придётся сдвигать вручную, и они останутся сдвинутыми, даже когда поле в карточке пустое.</w:t>
+      </w:r>
+    </w:p>
+  </w:comment>
+  <w:comment w:id="34" w:author="Подсказка" w:initials="П" w:date="2026-01-01T00:00:00Z">
+    <w:p>
+      <w:pPr>
+        <w:pStyle w:val="CommentText"/>
+      </w:pPr>
+      <w:r>
+        <w:rPr>
+          <w:rStyle w:val="CommentReference"/>
+        </w:rPr>
+        <w:annotationRef/>
+      </w:r>
+      <w:r>
+        <w:t>Конец условия</w:t>
+      </w:r>
+    </w:p>
+  </w:comment>
+  <w:comment w:id="35" w:author="Подсказка" w:initials="П" w:date="2026-01-01T00:00:00Z">
+    <w:p>
+      <w:pPr>
+        <w:pStyle w:val="CommentText"/>
+      </w:pPr>
+      <w:r>
+        <w:rPr>
+          <w:rStyle w:val="CommentReference"/>
+        </w:rPr>
+        <w:annotationRef/>
+      </w:r>
+      <w:r>
+        <w:t>Печатается, если в карточке субсидии заполнен дополнительный пункт №2. Пустое поле — пункта не будет</w:t>
+      </w:r>
+    </w:p>
+  </w:comment>
+  <w:comment w:id="36" w:author="Подсказка" w:initials="П" w:date="2026-01-01T00:00:00Z">
+    <w:p>
+      <w:pPr>
+        <w:pStyle w:val="CommentText"/>
+      </w:pPr>
+      <w:r>
+        <w:rPr>
+          <w:rStyle w:val="CommentReference"/>
+        </w:rPr>
+        <w:annotationRef/>
+      </w:r>
+      <w:r>
+        <w:t>Печатается, если в карточке субсидии заполнен дополнительный пункт №1. Пустое поле — пункта не будет</w:t>
+      </w:r>
+    </w:p>
+  </w:comment>
+  <w:comment w:id="37" w:author="Подсказка" w:initials="П" w:date="2026-01-01T00:00:00Z">
+    <w:p>
+      <w:pPr>
+        <w:pStyle w:val="CommentText"/>
+      </w:pPr>
+      <w:r>
+        <w:rPr>
+          <w:rStyle w:val="CommentReference"/>
+        </w:rPr>
+        <w:annotationRef/>
+      </w:r>
+      <w:r>
+        <w:t>Иначе — противоположный случай к условию выше</w:t>
+      </w:r>
+    </w:p>
+  </w:comment>
+  <w:comment w:id="38" w:author="Подсказка" w:initials="П" w:date="2026-01-01T00:00:00Z">
+    <w:p>
+      <w:pPr>
+        <w:pStyle w:val="CommentText"/>
+      </w:pPr>
+      <w:r>
+        <w:rPr>
+          <w:rStyle w:val="CommentReference"/>
+        </w:rPr>
+        <w:annotationRef/>
+      </w:r>
+      <w:r>
+        <w:t>Конец условия</w:t>
+      </w:r>
+    </w:p>
+  </w:comment>
+  <w:comment w:id="39" w:author="Подсказка" w:initials="П" w:date="2026-01-01T00:00:00Z">
+    <w:p>
+      <w:pPr>
+        <w:pStyle w:val="CommentText"/>
+      </w:pPr>
+      <w:r>
+        <w:rPr>
+          <w:rStyle w:val="CommentReference"/>
+        </w:rPr>
+        <w:annotationRef/>
+      </w:r>
+      <w:r>
+        <w:t>Пункт из карточки субсидии («Дополнительный пункт договора №2»). Если в карточке пусто — пункта в договоре нет. Перенести в другой раздел: выделите три строки — {%p if subsidy_extra_clause_2 %}, сам пункт и {%p endif %} — вырежьте и вставьте в КОНЕЦ нужного раздела, затем замените номер «4.10» на следующий после последнего пункта этого раздела. Для пункта №2 номер записан двумя числами: {% if subsidy_extra_clause_1 %}4.11{% else %}4.10{% endif %} — первое число на 2 больше последнего пункта раздела, второе на 1 больше. Строки с {%p ... %} не удалять и не разрывать. Вставлять лучше в конец раздела: если вставить в середину, номера следующих пунктов придётся сдвигать вручную, и они останутся сдвинутыми, даже когда поле в карточке пустое.</w:t>
+      </w:r>
+    </w:p>
+  </w:comment>
+  <w:comment w:id="40" w:author="Подсказка" w:initials="П" w:date="2026-01-01T00:00:00Z">
+    <w:p>
+      <w:pPr>
+        <w:pStyle w:val="CommentText"/>
+      </w:pPr>
+      <w:r>
+        <w:rPr>
+          <w:rStyle w:val="CommentReference"/>
+        </w:rPr>
+        <w:annotationRef/>
+      </w:r>
+      <w:r>
+        <w:t>Конец условия</w:t>
+      </w:r>
+    </w:p>
+  </w:comment>
+  <w:comment w:id="41" w:author="Подсказка" w:initials="П" w:date="2026-01-01T00:00:00Z">
+    <w:p>
+      <w:pPr>
+        <w:pStyle w:val="CommentText"/>
+      </w:pPr>
+      <w:r>
+        <w:rPr>
+          <w:rStyle w:val="CommentReference"/>
+        </w:rPr>
+        <w:annotationRef/>
+      </w:r>
+      <w:r>
         <w:t>Печатается, если у договора задана дата окончания. Иначе договор действует до полного исполнения обязательств</w:t>
       </w:r>
     </w:p>
   </w:comment>
-  <w:comment w:id="33" w:author="Подсказка" w:initials="П" w:date="2026-01-01T00:00:00Z">
+  <w:comment w:id="42" w:author="Подсказка" w:initials="П" w:date="2026-01-01T00:00:00Z">
     <w:p>
       <w:pPr>
         <w:pStyle w:val="CommentText"/>
@@ -4393,150 +4537,6 @@
       </w:r>
       <w:r>
         <w:t>Дата окончания действия договора. Если пусто — договор действует до полного исполнения обязательств. Пример: 31.12.2026</w:t>
-      </w:r>
-    </w:p>
-  </w:comment>
-  <w:comment w:id="34" w:author="Подсказка" w:initials="П" w:date="2026-01-01T00:00:00Z">
-    <w:p>
-      <w:pPr>
-        <w:pStyle w:val="CommentText"/>
-      </w:pPr>
-      <w:r>
-        <w:rPr>
-          <w:rStyle w:val="CommentReference"/>
-        </w:rPr>
-        <w:annotationRef/>
-      </w:r>
-      <w:r>
-        <w:t>Конец условия</w:t>
-      </w:r>
-    </w:p>
-  </w:comment>
-  <w:comment w:id="35" w:author="Подсказка" w:initials="П" w:date="2026-01-01T00:00:00Z">
-    <w:p>
-      <w:pPr>
-        <w:pStyle w:val="CommentText"/>
-      </w:pPr>
-      <w:r>
-        <w:rPr>
-          <w:rStyle w:val="CommentReference"/>
-        </w:rPr>
-        <w:annotationRef/>
-      </w:r>
-      <w:r>
-        <w:t>Печатается, если в карточке субсидии заполнен дополнительный пункт №1. Пустое поле — пункта не будет</w:t>
-      </w:r>
-    </w:p>
-  </w:comment>
-  <w:comment w:id="36" w:author="Подсказка" w:initials="П" w:date="2026-01-01T00:00:00Z">
-    <w:p>
-      <w:pPr>
-        <w:pStyle w:val="CommentText"/>
-      </w:pPr>
-      <w:r>
-        <w:rPr>
-          <w:rStyle w:val="CommentReference"/>
-        </w:rPr>
-        <w:annotationRef/>
-      </w:r>
-      <w:r>
-        <w:t>Дополнительный пункт договора №1 из карточки субсидии. Пустое поле — пункта в договоре нет. Пример: Исполнитель обязуется вести раздельный учёт средств, полученных по Договору.</w:t>
-      </w:r>
-    </w:p>
-  </w:comment>
-  <w:comment w:id="37" w:author="Подсказка" w:initials="П" w:date="2026-01-01T00:00:00Z">
-    <w:p>
-      <w:pPr>
-        <w:pStyle w:val="CommentText"/>
-      </w:pPr>
-      <w:r>
-        <w:rPr>
-          <w:rStyle w:val="CommentReference"/>
-        </w:rPr>
-        <w:annotationRef/>
-      </w:r>
-      <w:r>
-        <w:t>Конец условия</w:t>
-      </w:r>
-    </w:p>
-  </w:comment>
-  <w:comment w:id="38" w:author="Подсказка" w:initials="П" w:date="2026-01-01T00:00:00Z">
-    <w:p>
-      <w:pPr>
-        <w:pStyle w:val="CommentText"/>
-      </w:pPr>
-      <w:r>
-        <w:rPr>
-          <w:rStyle w:val="CommentReference"/>
-        </w:rPr>
-        <w:annotationRef/>
-      </w:r>
-      <w:r>
-        <w:t>Печатается, если в карточке субсидии заполнен дополнительный пункт №2. Пустое поле — пункта не будет</w:t>
-      </w:r>
-    </w:p>
-  </w:comment>
-  <w:comment w:id="39" w:author="Подсказка" w:initials="П" w:date="2026-01-01T00:00:00Z">
-    <w:p>
-      <w:pPr>
-        <w:pStyle w:val="CommentText"/>
-      </w:pPr>
-      <w:r>
-        <w:rPr>
-          <w:rStyle w:val="CommentReference"/>
-        </w:rPr>
-        <w:annotationRef/>
-      </w:r>
-      <w:r>
-        <w:t>Печатается, если в карточке субсидии заполнен дополнительный пункт №1. Пустое поле — пункта не будет</w:t>
-      </w:r>
-    </w:p>
-  </w:comment>
-  <w:comment w:id="40" w:author="Подсказка" w:initials="П" w:date="2026-01-01T00:00:00Z">
-    <w:p>
-      <w:pPr>
-        <w:pStyle w:val="CommentText"/>
-      </w:pPr>
-      <w:r>
-        <w:rPr>
-          <w:rStyle w:val="CommentReference"/>
-        </w:rPr>
-        <w:annotationRef/>
-      </w:r>
-      <w:r>
-        <w:t>Иначе — противоположный случай к условию выше</w:t>
-      </w:r>
-    </w:p>
-  </w:comment>
-  <w:comment w:id="41" w:author="Подсказка" w:initials="П" w:date="2026-01-01T00:00:00Z">
-    <w:p>
-      <w:pPr>
-        <w:pStyle w:val="CommentText"/>
-      </w:pPr>
-      <w:r>
-        <w:rPr>
-          <w:rStyle w:val="CommentReference"/>
-        </w:rPr>
-        <w:annotationRef/>
-      </w:r>
-      <w:r>
-        <w:t>Конец условия</w:t>
-      </w:r>
-    </w:p>
-  </w:comment>
-  <w:comment w:id="42" w:author="Подсказка" w:initials="П" w:date="2026-01-01T00:00:00Z">
-    <w:p>
-      <w:pPr>
-        <w:pStyle w:val="CommentText"/>
-      </w:pPr>
-      <w:r>
-        <w:rPr>
-          <w:rStyle w:val="CommentReference"/>
-        </w:rPr>
-        <w:annotationRef/>
-      </w:r>
-      <w:r>
-        <w:t>Дополнительный пункт договора №2 из карточки субсидии. Пустое поле — пункта в договоре нет. Пример: Стороны соглашаются на осуществление проверок соблюдения условий предоставления субсидии.</w:t>
       </w:r>
     </w:p>
   </w:comment>
